--- a/SQL_as_a_Domain_Specific_Language_for_Demographic_Migration_Microsimulation.docx
+++ b/SQL_as_a_Domain_Specific_Language_for_Demographic_Migration_Microsimulation.docx
@@ -37,7 +37,7 @@
     </w:p>
     <w:p>
       <w:r>
-        <w:t xml:space="preserve">Demographic microsimulation models have become essential tools for understanding population dynamics and migration patterns. However, traditional implementations require substantial programming effort, with each demographic process implemented as custom code that must be compiled or interpreted within a general-purpose language. This paper proposes leveraging SQL as a domain-specific language (DSL) for migration microsimulation, drawing inspiration from the historical relationship between Lisp and DSLs. We demonstrate that by using SQL as both a specification language and an execution engine, we can create a system where migration models are defined as data (SQL queries) rather than code. This approach, implemented in the Talos migration microsimulation engine, enables researchers to specify and modify migration models without programming expertise while maintaining the performance benefits of a compiled execution environment. The architecture supports age-specific migration probabilities, area tracking, and configurable destination selection—core requirements of modern migration modeling.</w:t>
+        <w:t xml:space="preserve">Migration microsimulation models are essential tools for understanding population dynamics and regional planning. However, traditional implementations require substantial programming effort, with each demographic process implemented as custom code that must be compiled or interpreted within a general-purpose language. This paper proposes leveraging SQL as a domain-specific language (DSL) for migration microsimulation. We demonstrate that by using SQL as both a specification language and an execution engine, we can create a system where migration models are defined as data (SQL queries) rather than code. This approach, implemented in the Talos migration microsimulation engine, enables researchers to specify and modify migration models without programming expertise while maintaining the performance benefits of a compiled execution environment. The architecture supports age-specific migration probabilities, area tracking, configurable destination selection, and comprehensive migration statistics—core requirements of modern migration modeling.</w:t>
       </w:r>
     </w:p>
     <w:p>
@@ -67,6 +67,11 @@
       </w:r>
     </w:p>
     <w:p>
+      <w:r>
+        <w:t xml:space="preserve">This paper proposes a different approach: using SQL as a domain-specific language for migration microsimulation. We argue that SQL's declarative nature, set-based operations, and mature optimization make it an ideal vehicle for expressing demographic transitions. The Talos engine demonstrates this approach, providing a self-contained, cross-platform tool where migration models are defined as SQL statements in configuration files. This enables researchers to focus on model specification rather than programming, while leveraging decades of optimization in SQL engines.</w:t>
+      </w:r>
+    </w:p>
+    <w:p>
       <w:pPr>
         <w:pStyle w:val="Heading2"/>
       </w:pPr>
@@ -104,6 +109,11 @@
       </w:r>
     </w:p>
     <w:p>
+      <w:r>
+        <w:t xml:space="preserve">DSLs succeed when they capture the vocabulary and concepts of a domain directly. A demographer thinking about migration thinks in terms of "age groups," "destination areas," and "migration probabilities"—not "for loops," "arrays," or "function calls." A well-designed DSL allows the domain expert to work in their own conceptual language, with the system handling the translation to executable code.</w:t>
+      </w:r>
+    </w:p>
+    <w:p>
       <w:pPr>
         <w:pStyle w:val="Heading3"/>
       </w:pPr>
@@ -126,7 +136,7 @@
     </w:p>
     <w:p>
       <w:r>
-        <w:t xml:space="preserve">The significance for DSLs is profound. Lisp's approach to domain-specific languages through quoted terms has found modern expression in systems like Microsoft's LINQ and Feldspar. The key insight is that quoted terms allow the DSL to share the syntax and type system of the host language while normalizing those terms to ensure the subformula principle—guaranteeing, for example, that higher-order features in the source produce first-order code in the target.</w:t>
+        <w:t xml:space="preserve">What made Lisp revolutionary for DSLs was the ability to treat code as data. When you write a program in Lisp, the program itself is just a list—the same data structure that Lisp manipulates. This means you can write programs that write other programs. This is not a theoretical curiosity; it has practical implications for how we build and use domain-specific languages.</w:t>
       </w:r>
     </w:p>
     <w:p>
@@ -147,12 +157,103 @@
     </w:p>
     <w:p>
       <w:r>
-        <w:t xml:space="preserve">The connection between Lisp and SQL is more than historical parallel. Lisp implementations for relational databases often provide a "Lisp-y syntax for SQL queries." This is not mere syntactic sugar but reflects a deeper architectural affinity: both Lisp and SQL are declarative, both operate on structured data, and both can be interpreted or compiled.</w:t>
-      </w:r>
-    </w:p>
-    <w:p>
-      <w:r>
-        <w:t xml:space="preserve">More importantly, SQL represents a successful DSL that has been optimized for data manipulation over decades. Its grammar, while finite, captures a rich set of operations: selection, projection, join, aggregation, window functions, and recursive queries. Modern implementations extend this with procedural extensions that transform SQL into a hybrid DSL for data-intensive computation.</w:t>
+        <w:t xml:space="preserve">SQL follows this same pattern in a more practical way. When we write an SQL query, we're writing a specification that describes what we want, not how to do it. The SQL engine decides how to execute it. Our migration models are just SQL strings stored in a configuration file—they're data. But when the simulation runs, that data becomes executable code.</w:t>
+      </w:r>
+    </w:p>
+    <w:p>
+      <w:r>
+        <w:t xml:space="preserve">The connection between Lisp and SQL is more than historical parallel. Both Lisp and SQL are declarative, both operate on structured data, and both can be interpreted or compiled. More importantly, SQL represents a successful DSL that has been optimized for data manipulation over decades. Its grammar, while finite, captures a rich set of operations: selection, projection, join, aggregation, window functions, and recursive queries. Modern implementations extend this with procedural extensions that transform SQL into a hybrid DSL for data-intensive computation.</w:t>
+      </w:r>
+    </w:p>
+    <w:p>
+      <w:pPr>
+        <w:pStyle w:val="Heading3"/>
+      </w:pPr>
+      <w:r>
+        <w:rPr>
+          <w:rFonts w:ascii="Arial" w:cs="Arial" w:eastAsia="SimHei" w:hAnsi="Arial"/>
+          <w:b/>
+          <w:bCs/>
+          <w:color w:val="171717"/>
+          <w:sz w:val="34"/>
+          <w:szCs w:val="34"/>
+        </w:rPr>
+        <w:t xml:space="preserve">2.4 Why This Matters for Migration Modeling</w:t>
+      </w:r>
+    </w:p>
+    <w:p>
+      <w:r>
+        <w:t xml:space="preserve">The key insight for our purposes is this: when we use SQL for microsimulation, the model becomes data. Migration rules are written as SQL text in a configuration file. The SQL engine executes them. The researcher writes specifications, not programs. "Move 8% of 18-34 year olds each year" is written directly as SQL that reads like English.</w:t>
+      </w:r>
+    </w:p>
+    <w:p>
+      <w:r>
+        <w:t xml:space="preserve">This matters because:</w:t>
+      </w:r>
+    </w:p>
+    <w:p>
+      <w:pPr>
+        <w:pStyle w:val="ListParagraph"/>
+        <w:pStyle w:val="ListParagraph"/>
+        <w:numPr>
+          <w:ilvl w:val="0"/>
+          <w:numId w:val="1"/>
+        </w:numPr>
+      </w:pPr>
+      <w:r>
+        <w:t xml:space="preserve">Anyone who can write SQL can create migration models</w:t>
+      </w:r>
+    </w:p>
+    <w:p>
+      <w:pPr>
+        <w:pStyle w:val="ListParagraph"/>
+        <w:pStyle w:val="ListParagraph"/>
+        <w:numPr>
+          <w:ilvl w:val="0"/>
+          <w:numId w:val="1"/>
+        </w:numPr>
+      </w:pPr>
+      <w:r>
+        <w:t xml:space="preserve">Models can be changed without touching code</w:t>
+      </w:r>
+    </w:p>
+    <w:p>
+      <w:pPr>
+        <w:pStyle w:val="ListParagraph"/>
+        <w:pStyle w:val="ListParagraph"/>
+        <w:numPr>
+          <w:ilvl w:val="0"/>
+          <w:numId w:val="1"/>
+        </w:numPr>
+      </w:pPr>
+      <w:r>
+        <w:t xml:space="preserve">The same model works for any population size</w:t>
+      </w:r>
+    </w:p>
+    <w:p>
+      <w:pPr>
+        <w:pStyle w:val="ListParagraph"/>
+        <w:pStyle w:val="ListParagraph"/>
+        <w:numPr>
+          <w:ilvl w:val="0"/>
+          <w:numId w:val="1"/>
+        </w:numPr>
+      </w:pPr>
+      <w:r>
+        <w:t xml:space="preserve">Everything is transparent and auditable</w:t>
+      </w:r>
+    </w:p>
+    <w:p>
+      <w:pPr>
+        <w:pStyle w:val="ListParagraph"/>
+        <w:pStyle w:val="ListParagraph"/>
+        <w:numPr>
+          <w:ilvl w:val="0"/>
+          <w:numId w:val="1"/>
+        </w:numPr>
+      </w:pPr>
+      <w:r>
+        <w:t xml:space="preserve">Models can be shared, reviewed, and modified by domain experts</w:t>
       </w:r>
     </w:p>
     <w:p>
@@ -1803,7 +1904,87 @@
     </w:p>
     <w:p>
       <w:r>
-        <w:t xml:space="preserve">Here, a subquery and parameterized rates demonstrate how SQL's relational model naturally integrates external data sources—a key requirement in migration modeling where transition probabilities often depend on external tables such as census data or regional characteristics.</w:t>
+        <w:t xml:space="preserve">This example demonstrates several key features:</w:t>
+      </w:r>
+    </w:p>
+    <w:p>
+      <w:pPr>
+        <w:pStyle w:val="ListParagraph"/>
+        <w:pStyle w:val="ListParagraph"/>
+        <w:numPr>
+          <w:ilvl w:val="0"/>
+          <w:numId w:val="1"/>
+        </w:numPr>
+      </w:pPr>
+      <w:r>
+        <w:rPr>
+          <w:b/>
+          <w:bCs/>
+        </w:rPr>
+        <w:t xml:space="preserve">Age-specific probabilities</w:t>
+      </w:r>
+      <w:r>
+        <w:t xml:space="preserve">: Different rates for children, young adults, middle-aged, and elderly</w:t>
+      </w:r>
+    </w:p>
+    <w:p>
+      <w:pPr>
+        <w:pStyle w:val="ListParagraph"/>
+        <w:pStyle w:val="ListParagraph"/>
+        <w:numPr>
+          <w:ilvl w:val="0"/>
+          <w:numId w:val="1"/>
+        </w:numPr>
+      </w:pPr>
+      <w:r>
+        <w:rPr>
+          <w:b/>
+          <w:bCs/>
+        </w:rPr>
+        <w:t xml:space="preserve">Parameterization</w:t>
+      </w:r>
+      <w:r>
+        <w:t xml:space="preserve">: Rates are referenced as placeholders (e.g., {migration_rates.adult_18_34}) that can be changed without modifying the SQL</w:t>
+      </w:r>
+    </w:p>
+    <w:p>
+      <w:pPr>
+        <w:pStyle w:val="ListParagraph"/>
+        <w:pStyle w:val="ListParagraph"/>
+        <w:numPr>
+          <w:ilvl w:val="0"/>
+          <w:numId w:val="1"/>
+        </w:numPr>
+      </w:pPr>
+      <w:r>
+        <w:rPr>
+          <w:b/>
+          <w:bCs/>
+        </w:rPr>
+        <w:t xml:space="preserve">Previous area tracking</w:t>
+      </w:r>
+      <w:r>
+        <w:t xml:space="preserve">: The previous_area column captures migration history</w:t>
+      </w:r>
+    </w:p>
+    <w:p>
+      <w:pPr>
+        <w:pStyle w:val="ListParagraph"/>
+        <w:pStyle w:val="ListParagraph"/>
+        <w:numPr>
+          <w:ilvl w:val="0"/>
+          <w:numId w:val="1"/>
+        </w:numPr>
+      </w:pPr>
+      <w:r>
+        <w:rPr>
+          <w:b/>
+          <w:bCs/>
+        </w:rPr>
+        <w:t xml:space="preserve">Random destination selection</w:t>
+      </w:r>
+      <w:r>
+        <w:t xml:space="preserve">: Individuals move to a random area from a configurable set</w:t>
       </w:r>
     </w:p>
     <w:p>
@@ -1829,7 +2010,7 @@
     </w:p>
     <w:p>
       <w:r>
-        <w:t xml:space="preserve">Modern SQL engines provide sophisticated optimization and execution capabilities. SQL statements can be parsed into abstract syntax trees, transformed, and rendered for different dialects. SQL-like expressions can be parsed and composed programmatically, creating a bridge between natural SQL syntax and programmatic construction.</w:t>
+        <w:t xml:space="preserve">Modern SQL engines provide sophisticated optimization and execution capabilities. SQL statements can be parsed into abstract syntax trees, transformed, and optimized. The same SQL statement that works for 100 people works for 10 million people—the database optimizes the execution. The researcher doesn't need to think about loops, indexes, or parallelization.</w:t>
       </w:r>
     </w:p>
     <w:p>
@@ -2109,68 +2290,8 @@
       </w:r>
     </w:p>
     <w:p>
-      <w:pPr>
-        <w:pStyle w:val="Heading3"/>
-      </w:pPr>
-      <w:r>
-        <w:rPr>
-          <w:rFonts w:ascii="Arial" w:cs="Arial" w:eastAsia="SimHei" w:hAnsi="Arial"/>
-          <w:b/>
-          <w:bCs/>
-          <w:color w:val="171717"/>
-          <w:sz w:val="34"/>
-          <w:szCs w:val="34"/>
-        </w:rPr>
-        <w:t xml:space="preserve">3.4 Migration Module Ordering and Dependencies</w:t>
-      </w:r>
-    </w:p>
-    <w:p>
-      <w:r>
-        <w:t xml:space="preserve">Migration microsimulation systems require careful ordering of transitions. Migration models typically run after aging and mortality to ensure that:</w:t>
-      </w:r>
-    </w:p>
-    <w:p>
-      <w:pPr>
-        <w:pStyle w:val="ListParagraph"/>
-        <w:pStyle w:val="ListParagraph"/>
-        <w:numPr>
-          <w:ilvl w:val="0"/>
-          <w:numId w:val="1"/>
-        </w:numPr>
-      </w:pPr>
-      <w:r>
-        <w:t xml:space="preserve">Individuals have been aged to the correct age for migration probability calculations</w:t>
-      </w:r>
-    </w:p>
-    <w:p>
-      <w:pPr>
-        <w:pStyle w:val="ListParagraph"/>
-        <w:pStyle w:val="ListParagraph"/>
-        <w:numPr>
-          <w:ilvl w:val="0"/>
-          <w:numId w:val="1"/>
-        </w:numPr>
-      </w:pPr>
-      <w:r>
-        <w:t xml:space="preserve">Only alive individuals are eligible to migrate</w:t>
-      </w:r>
-    </w:p>
-    <w:p>
-      <w:pPr>
-        <w:pStyle w:val="ListParagraph"/>
-        <w:pStyle w:val="ListParagraph"/>
-        <w:numPr>
-          <w:ilvl w:val="0"/>
-          <w:numId w:val="1"/>
-        </w:numPr>
-      </w:pPr>
-      <w:r>
-        <w:t xml:space="preserve">Migration occurs before other transitions that might depend on area</w:t>
-      </w:r>
-    </w:p>
-    <w:p>
-      <w:r>
-        <w:t xml:space="preserve">The SQL approach accommodates this through a priority-based execution system:</w:t>
+      <w:r>
+        <w:t xml:space="preserve">The configuration file (written in YAML) contains all model parameters:</w:t>
       </w:r>
     </w:p>
     <w:p>
@@ -2230,7 +2351,7 @@
         <w:rPr>
           <w:color w:val="a31515"/>
         </w:rPr>
-        <w:t xml:space="preserve">"age_increment"</w:t>
+        <w:t xml:space="preserve">"migration"</w:t>
       </w:r>
       <w:r>
         <w:br/>
@@ -2258,7 +2379,7 @@
         <w:rPr>
           <w:color w:val="a31515"/>
         </w:rPr>
-        <w:t xml:space="preserve">1</w:t>
+        <w:t xml:space="preserve">3</w:t>
       </w:r>
       <w:r>
         <w:br/>
@@ -2274,6 +2395,206 @@
         <w:rPr>
           <w:color w:val="ff0000"/>
         </w:rPr>
+        <w:t xml:space="preserve">enabled:</w:t>
+      </w:r>
+      <w:r>
+        <w:rPr>
+          <w:color w:val="000000"/>
+        </w:rPr>
+        <w:t xml:space="preserve"> </w:t>
+      </w:r>
+      <w:r>
+        <w:rPr>
+          <w:color w:val="a31515"/>
+        </w:rPr>
+        <w:t xml:space="preserve">true</w:t>
+      </w:r>
+      <w:r>
+        <w:br/>
+        <w:t xml:space="preserve"/>
+      </w:r>
+      <w:r>
+        <w:rPr>
+          <w:color w:val="000000"/>
+        </w:rPr>
+        <w:t xml:space="preserve">    </w:t>
+      </w:r>
+      <w:r>
+        <w:rPr>
+          <w:color w:val="ff0000"/>
+        </w:rPr>
+        <w:t xml:space="preserve">parameters:</w:t>
+      </w:r>
+      <w:r>
+        <w:br/>
+        <w:t xml:space="preserve"/>
+      </w:r>
+      <w:r>
+        <w:rPr>
+          <w:color w:val="000000"/>
+        </w:rPr>
+        <w:t xml:space="preserve">      </w:t>
+      </w:r>
+      <w:r>
+        <w:rPr>
+          <w:color w:val="ff0000"/>
+        </w:rPr>
+        <w:t xml:space="preserve">migration_rates:</w:t>
+      </w:r>
+      <w:r>
+        <w:br/>
+        <w:t xml:space="preserve"/>
+      </w:r>
+      <w:r>
+        <w:rPr>
+          <w:color w:val="000000"/>
+        </w:rPr>
+        <w:t xml:space="preserve">        </w:t>
+      </w:r>
+      <w:r>
+        <w:rPr>
+          <w:color w:val="ff0000"/>
+        </w:rPr>
+        <w:t xml:space="preserve">child_0_17:</w:t>
+      </w:r>
+      <w:r>
+        <w:rPr>
+          <w:color w:val="000000"/>
+        </w:rPr>
+        <w:t xml:space="preserve"> </w:t>
+      </w:r>
+      <w:r>
+        <w:rPr>
+          <w:color w:val="a31515"/>
+        </w:rPr>
+        <w:t xml:space="preserve">0.02</w:t>
+      </w:r>
+      <w:r>
+        <w:br/>
+        <w:t xml:space="preserve"/>
+      </w:r>
+      <w:r>
+        <w:rPr>
+          <w:color w:val="000000"/>
+        </w:rPr>
+        <w:t xml:space="preserve">        </w:t>
+      </w:r>
+      <w:r>
+        <w:rPr>
+          <w:color w:val="ff0000"/>
+        </w:rPr>
+        <w:t xml:space="preserve">adult_18_34:</w:t>
+      </w:r>
+      <w:r>
+        <w:rPr>
+          <w:color w:val="000000"/>
+        </w:rPr>
+        <w:t xml:space="preserve"> </w:t>
+      </w:r>
+      <w:r>
+        <w:rPr>
+          <w:color w:val="a31515"/>
+        </w:rPr>
+        <w:t xml:space="preserve">0.08</w:t>
+      </w:r>
+      <w:r>
+        <w:br/>
+        <w:t xml:space="preserve"/>
+      </w:r>
+      <w:r>
+        <w:rPr>
+          <w:color w:val="000000"/>
+        </w:rPr>
+        <w:t xml:space="preserve">        </w:t>
+      </w:r>
+      <w:r>
+        <w:rPr>
+          <w:color w:val="ff0000"/>
+        </w:rPr>
+        <w:t xml:space="preserve">adult_35_64:</w:t>
+      </w:r>
+      <w:r>
+        <w:rPr>
+          <w:color w:val="000000"/>
+        </w:rPr>
+        <w:t xml:space="preserve"> </w:t>
+      </w:r>
+      <w:r>
+        <w:rPr>
+          <w:color w:val="a31515"/>
+        </w:rPr>
+        <w:t xml:space="preserve">0.03</w:t>
+      </w:r>
+      <w:r>
+        <w:br/>
+        <w:t xml:space="preserve"/>
+      </w:r>
+      <w:r>
+        <w:rPr>
+          <w:color w:val="000000"/>
+        </w:rPr>
+        <w:t xml:space="preserve">        </w:t>
+      </w:r>
+      <w:r>
+        <w:rPr>
+          <w:color w:val="ff0000"/>
+        </w:rPr>
+        <w:t xml:space="preserve">elderly_65_plus:</w:t>
+      </w:r>
+      <w:r>
+        <w:rPr>
+          <w:color w:val="000000"/>
+        </w:rPr>
+        <w:t xml:space="preserve"> </w:t>
+      </w:r>
+      <w:r>
+        <w:rPr>
+          <w:color w:val="a31515"/>
+        </w:rPr>
+        <w:t xml:space="preserve">0.01</w:t>
+      </w:r>
+      <w:r>
+        <w:br/>
+        <w:t xml:space="preserve"/>
+      </w:r>
+      <w:r>
+        <w:rPr>
+          <w:color w:val="000000"/>
+        </w:rPr>
+        <w:t xml:space="preserve">      </w:t>
+      </w:r>
+      <w:r>
+        <w:rPr>
+          <w:color w:val="ff0000"/>
+        </w:rPr>
+        <w:t xml:space="preserve">num_areas:</w:t>
+      </w:r>
+      <w:r>
+        <w:rPr>
+          <w:color w:val="000000"/>
+        </w:rPr>
+        <w:t xml:space="preserve"> </w:t>
+      </w:r>
+      <w:r>
+        <w:rPr>
+          <w:color w:val="a31515"/>
+        </w:rPr>
+        <w:t xml:space="preserve">5</w:t>
+      </w:r>
+      <w:r>
+        <w:br/>
+        <w:t xml:space="preserve"/>
+      </w:r>
+      <w:r>
+        <w:rPr>
+          <w:color w:val="000000"/>
+        </w:rPr>
+        <w:t xml:space="preserve">      </w:t>
+      </w:r>
+      <w:r>
+        <w:rPr>
+          <w:color w:val="ff0000"/>
+        </w:rPr>
         <w:t xml:space="preserve">query:</w:t>
       </w:r>
       <w:r>
@@ -2286,204 +2607,182 @@
         <w:rPr>
           <w:color w:val="a31515"/>
         </w:rPr>
-        <w:t xml:space="preserve">"UPDATE population SET age = age + 1 WHERE alive = true"</w:t>
-      </w:r>
-      <w:r>
-        <w:br/>
-        <w:t xml:space="preserve"/>
-      </w:r>
-      <w:r>
-        <w:rPr>
-          <w:color w:val="000000"/>
-        </w:rPr>
-        <w:t xml:space="preserve">  </w:t>
-      </w:r>
-      <w:r>
-        <w:rPr>
-          <w:color w:val="000000"/>
-        </w:rPr>
-        <w:t xml:space="preserve">-</w:t>
-      </w:r>
-      <w:r>
-        <w:rPr>
-          <w:color w:val="000000"/>
-        </w:rPr>
-        <w:t xml:space="preserve"> </w:t>
-      </w:r>
-      <w:r>
-        <w:rPr>
-          <w:color w:val="ff0000"/>
-        </w:rPr>
-        <w:t xml:space="preserve">name:</w:t>
-      </w:r>
-      <w:r>
-        <w:rPr>
-          <w:color w:val="000000"/>
-        </w:rPr>
-        <w:t xml:space="preserve"> </w:t>
-      </w:r>
-      <w:r>
-        <w:rPr>
-          <w:color w:val="a31515"/>
-        </w:rPr>
-        <w:t xml:space="preserve">"mortality"</w:t>
-      </w:r>
-      <w:r>
-        <w:br/>
-        <w:t xml:space="preserve"/>
-      </w:r>
-      <w:r>
-        <w:rPr>
-          <w:color w:val="000000"/>
-        </w:rPr>
-        <w:t xml:space="preserve">    </w:t>
-      </w:r>
-      <w:r>
-        <w:rPr>
-          <w:color w:val="ff0000"/>
-        </w:rPr>
-        <w:t xml:space="preserve">priority:</w:t>
-      </w:r>
-      <w:r>
-        <w:rPr>
-          <w:color w:val="000000"/>
-        </w:rPr>
-        <w:t xml:space="preserve"> </w:t>
-      </w:r>
-      <w:r>
-        <w:rPr>
-          <w:color w:val="a31515"/>
-        </w:rPr>
-        <w:t xml:space="preserve">2</w:t>
-      </w:r>
-      <w:r>
-        <w:br/>
-        <w:t xml:space="preserve"/>
-      </w:r>
-      <w:r>
-        <w:rPr>
-          <w:color w:val="000000"/>
-        </w:rPr>
-        <w:t xml:space="preserve">    </w:t>
-      </w:r>
-      <w:r>
-        <w:rPr>
-          <w:color w:val="ff0000"/>
-        </w:rPr>
-        <w:t xml:space="preserve">query:</w:t>
-      </w:r>
-      <w:r>
-        <w:rPr>
-          <w:color w:val="000000"/>
-        </w:rPr>
-        <w:t xml:space="preserve"> </w:t>
-      </w:r>
-      <w:r>
-        <w:rPr>
-          <w:color w:val="a31515"/>
-        </w:rPr>
-        <w:t xml:space="preserve">"UPDATE population SET alive = false WHERE ..."</w:t>
-      </w:r>
-      <w:r>
-        <w:br/>
-        <w:t xml:space="preserve"/>
-      </w:r>
-      <w:r>
-        <w:rPr>
-          <w:color w:val="000000"/>
-        </w:rPr>
-        <w:t xml:space="preserve">  </w:t>
-      </w:r>
-      <w:r>
-        <w:rPr>
-          <w:color w:val="000000"/>
-        </w:rPr>
-        <w:t xml:space="preserve">-</w:t>
-      </w:r>
-      <w:r>
-        <w:rPr>
-          <w:color w:val="000000"/>
-        </w:rPr>
-        <w:t xml:space="preserve"> </w:t>
-      </w:r>
-      <w:r>
-        <w:rPr>
-          <w:color w:val="ff0000"/>
-        </w:rPr>
-        <w:t xml:space="preserve">name:</w:t>
-      </w:r>
-      <w:r>
-        <w:rPr>
-          <w:color w:val="000000"/>
-        </w:rPr>
-        <w:t xml:space="preserve"> </w:t>
-      </w:r>
-      <w:r>
-        <w:rPr>
-          <w:color w:val="a31515"/>
-        </w:rPr>
-        <w:t xml:space="preserve">"migration"</w:t>
-      </w:r>
-      <w:r>
-        <w:br/>
-        <w:t xml:space="preserve"/>
-      </w:r>
-      <w:r>
-        <w:rPr>
-          <w:color w:val="000000"/>
-        </w:rPr>
-        <w:t xml:space="preserve">    </w:t>
-      </w:r>
-      <w:r>
-        <w:rPr>
-          <w:color w:val="ff0000"/>
-        </w:rPr>
-        <w:t xml:space="preserve">priority:</w:t>
-      </w:r>
-      <w:r>
-        <w:rPr>
-          <w:color w:val="000000"/>
-        </w:rPr>
-        <w:t xml:space="preserve"> </w:t>
-      </w:r>
-      <w:r>
-        <w:rPr>
-          <w:color w:val="a31515"/>
-        </w:rPr>
-        <w:t xml:space="preserve">3</w:t>
-      </w:r>
-      <w:r>
-        <w:br/>
-        <w:t xml:space="preserve"/>
-      </w:r>
-      <w:r>
-        <w:rPr>
-          <w:color w:val="000000"/>
-        </w:rPr>
-        <w:t xml:space="preserve">    </w:t>
-      </w:r>
-      <w:r>
-        <w:rPr>
-          <w:color w:val="ff0000"/>
-        </w:rPr>
-        <w:t xml:space="preserve">query:</w:t>
-      </w:r>
-      <w:r>
-        <w:rPr>
-          <w:color w:val="000000"/>
-        </w:rPr>
-        <w:t xml:space="preserve"> </w:t>
-      </w:r>
-      <w:r>
-        <w:rPr>
-          <w:color w:val="a31515"/>
-        </w:rPr>
-        <w:t xml:space="preserve">"UPDATE population SET area = ... WHERE alive = true"</w:t>
-      </w:r>
-    </w:p>
-    <w:p>
-      <w:r>
-        <w:t xml:space="preserve">This explicit ordering allows modelers to specify dependencies declaratively, ensuring consistent state transitions across modules.</w:t>
+        <w:t xml:space="preserve">|</w:t>
+      </w:r>
+      <w:r>
+        <w:br/>
+        <w:t xml:space="preserve"/>
+      </w:r>
+      <w:r>
+        <w:rPr>
+          <w:color w:val="a31515"/>
+        </w:rPr>
+        <w:t xml:space="preserve">        UPDATE population SET previous_area = area WHERE alive = true;</w:t>
+      </w:r>
+      <w:r>
+        <w:br/>
+        <w:t xml:space="preserve"/>
+      </w:r>
+      <w:r>
+        <w:rPr>
+          <w:color w:val="a31515"/>
+        </w:rPr>
+        <w:t xml:space="preserve">        UPDATE population SET area = </w:t>
+      </w:r>
+      <w:r>
+        <w:br/>
+        <w:t xml:space="preserve"/>
+      </w:r>
+      <w:r>
+        <w:rPr>
+          <w:color w:val="a31515"/>
+        </w:rPr>
+        <w:t xml:space="preserve">          CASE </w:t>
+      </w:r>
+      <w:r>
+        <w:br/>
+        <w:t xml:space="preserve"/>
+      </w:r>
+      <w:r>
+        <w:rPr>
+          <w:color w:val="a31515"/>
+        </w:rPr>
+        <w:t xml:space="preserve">            WHEN age &lt; 18 AND alive = true AND random() &lt; {migration_rates.child_0_17} </w:t>
+      </w:r>
+      <w:r>
+        <w:br/>
+        <w:t xml:space="preserve"/>
+      </w:r>
+      <w:r>
+        <w:rPr>
+          <w:color w:val="a31515"/>
+        </w:rPr>
+        <w:t xml:space="preserve">              THEN CAST(abs(random() % {num_areas}) + 1 AS INTEGER)</w:t>
+      </w:r>
+      <w:r>
+        <w:br/>
+        <w:t xml:space="preserve"/>
+      </w:r>
+      <w:r>
+        <w:rPr>
+          <w:color w:val="a31515"/>
+        </w:rPr>
+        <w:t xml:space="preserve">            -- ... other age groups</w:t>
+      </w:r>
+      <w:r>
+        <w:br/>
+        <w:t xml:space="preserve"/>
+      </w:r>
+      <w:r>
+        <w:rPr>
+          <w:color w:val="a31515"/>
+        </w:rPr>
+        <w:t xml:space="preserve">            ELSE area</w:t>
+      </w:r>
+      <w:r>
+        <w:br/>
+        <w:t xml:space="preserve"/>
+      </w:r>
+      <w:r>
+        <w:rPr>
+          <w:color w:val="a31515"/>
+        </w:rPr>
+        <w:t xml:space="preserve">          END</w:t>
+      </w:r>
+      <w:r>
+        <w:br/>
+        <w:t xml:space="preserve"/>
+      </w:r>
+      <w:r>
+        <w:rPr>
+          <w:color w:val="a31515"/>
+        </w:rPr>
+        <w:t xml:space="preserve">        WHERE alive = true</w:t>
+      </w:r>
+    </w:p>
+    <w:p>
+      <w:r>
+        <w:t xml:space="preserve">This separation of model structure from parameters has significant advantages:</w:t>
+      </w:r>
+    </w:p>
+    <w:p>
+      <w:pPr>
+        <w:pStyle w:val="ListParagraph"/>
+        <w:pStyle w:val="ListParagraph"/>
+        <w:numPr>
+          <w:ilvl w:val="0"/>
+          <w:numId w:val="1"/>
+        </w:numPr>
+      </w:pPr>
+      <w:r>
+        <w:rPr>
+          <w:b/>
+          <w:bCs/>
+        </w:rPr>
+        <w:t xml:space="preserve">Domain experts can modify rates</w:t>
+      </w:r>
+      <w:r>
+        <w:t xml:space="preserve">: A migration researcher can adjust age-specific probabilities without touching code</w:t>
+      </w:r>
+    </w:p>
+    <w:p>
+      <w:pPr>
+        <w:pStyle w:val="ListParagraph"/>
+        <w:pStyle w:val="ListParagraph"/>
+        <w:numPr>
+          <w:ilvl w:val="0"/>
+          <w:numId w:val="1"/>
+        </w:numPr>
+      </w:pPr>
+      <w:r>
+        <w:rPr>
+          <w:b/>
+          <w:bCs/>
+        </w:rPr>
+        <w:t xml:space="preserve">Scenario analysis</w:t>
+      </w:r>
+      <w:r>
+        <w:t xml:space="preserve">: Multiple parameter sets can be tested by simply changing values in the config file</w:t>
+      </w:r>
+    </w:p>
+    <w:p>
+      <w:pPr>
+        <w:pStyle w:val="ListParagraph"/>
+        <w:pStyle w:val="ListParagraph"/>
+        <w:numPr>
+          <w:ilvl w:val="0"/>
+          <w:numId w:val="1"/>
+        </w:numPr>
+      </w:pPr>
+      <w:r>
+        <w:rPr>
+          <w:b/>
+          <w:bCs/>
+        </w:rPr>
+        <w:t xml:space="preserve">Reproducibility</w:t>
+      </w:r>
+      <w:r>
+        <w:t xml:space="preserve">: The configuration file provides a complete record of model parameters</w:t>
+      </w:r>
+    </w:p>
+    <w:p>
+      <w:pPr>
+        <w:pStyle w:val="ListParagraph"/>
+        <w:pStyle w:val="ListParagraph"/>
+        <w:numPr>
+          <w:ilvl w:val="0"/>
+          <w:numId w:val="1"/>
+        </w:numPr>
+      </w:pPr>
+      <w:r>
+        <w:rPr>
+          <w:b/>
+          <w:bCs/>
+        </w:rPr>
+        <w:t xml:space="preserve">Collaboration</w:t>
+      </w:r>
+      <w:r>
+        <w:t xml:space="preserve">: Modelers can share and modify configurations without needing programming expertise</w:t>
       </w:r>
     </w:p>
     <w:p>
@@ -2499,12 +2798,56 @@
           <w:sz w:val="34"/>
           <w:szCs w:val="34"/>
         </w:rPr>
-        <w:t xml:space="preserve">3.5 Area Tracking and Migration History</w:t>
-      </w:r>
-    </w:p>
-    <w:p>
-      <w:r>
-        <w:t xml:space="preserve">A critical requirement of migration microsimulation is tracking migration history. The SQL approach supports this through additional columns that capture previous locations and migration events:</w:t>
+        <w:t xml:space="preserve">3.4 Migration Module Ordering and Dependencies</w:t>
+      </w:r>
+    </w:p>
+    <w:p>
+      <w:r>
+        <w:t xml:space="preserve">Migration microsimulation systems require careful ordering of transitions. Migration models typically run after aging and mortality to ensure that:</w:t>
+      </w:r>
+    </w:p>
+    <w:p>
+      <w:pPr>
+        <w:pStyle w:val="ListParagraph"/>
+        <w:pStyle w:val="ListParagraph"/>
+        <w:numPr>
+          <w:ilvl w:val="0"/>
+          <w:numId w:val="1"/>
+        </w:numPr>
+      </w:pPr>
+      <w:r>
+        <w:t xml:space="preserve">Individuals have been aged to the correct age for migration probability calculations</w:t>
+      </w:r>
+    </w:p>
+    <w:p>
+      <w:pPr>
+        <w:pStyle w:val="ListParagraph"/>
+        <w:pStyle w:val="ListParagraph"/>
+        <w:numPr>
+          <w:ilvl w:val="0"/>
+          <w:numId w:val="1"/>
+        </w:numPr>
+      </w:pPr>
+      <w:r>
+        <w:t xml:space="preserve">Only alive individuals are eligible to migrate</w:t>
+      </w:r>
+    </w:p>
+    <w:p>
+      <w:pPr>
+        <w:pStyle w:val="ListParagraph"/>
+        <w:pStyle w:val="ListParagraph"/>
+        <w:numPr>
+          <w:ilvl w:val="0"/>
+          <w:numId w:val="1"/>
+        </w:numPr>
+      </w:pPr>
+      <w:r>
+        <w:t xml:space="preserve">Migration occurs before other transitions that might depend on area</w:t>
+      </w:r>
+    </w:p>
+    <w:p>
+      <w:r>
+        <w:t xml:space="preserve">The SQL approach accommodates this through a priority-based execution system:</w:t>
       </w:r>
     </w:p>
     <w:p>
@@ -2522,157 +2865,65 @@
       </w:pPr>
       <w:r>
         <w:rPr>
-          <w:color w:val="008000"/>
-        </w:rPr>
-        <w:t xml:space="preserve">-- Save current area as previous area before migration</w:t>
-      </w:r>
-      <w:r>
-        <w:br/>
-        <w:t xml:space="preserve"/>
-      </w:r>
-      <w:r>
-        <w:rPr>
-          <w:color w:val="0000ff"/>
-        </w:rPr>
-        <w:t xml:space="preserve">UPDATE</w:t>
-      </w:r>
-      <w:r>
-        <w:rPr>
-          <w:color w:val="000000"/>
-        </w:rPr>
-        <w:t xml:space="preserve"> population </w:t>
-      </w:r>
-      <w:r>
-        <w:br/>
-        <w:t xml:space="preserve"/>
-      </w:r>
-      <w:r>
-        <w:rPr>
-          <w:color w:val="0000ff"/>
-        </w:rPr>
-        <w:t xml:space="preserve">SET</w:t>
-      </w:r>
-      <w:r>
-        <w:rPr>
-          <w:color w:val="000000"/>
-        </w:rPr>
-        <w:t xml:space="preserve"> previous_area </w:t>
-      </w:r>
-      <w:r>
-        <w:rPr>
-          <w:color w:val="000000"/>
-        </w:rPr>
-        <w:t xml:space="preserve">=</w:t>
-      </w:r>
-      <w:r>
-        <w:rPr>
-          <w:color w:val="000000"/>
-        </w:rPr>
-        <w:t xml:space="preserve"> area </w:t>
-      </w:r>
-      <w:r>
-        <w:br/>
-        <w:t xml:space="preserve"/>
-      </w:r>
-      <w:r>
-        <w:rPr>
-          <w:color w:val="0000ff"/>
-        </w:rPr>
-        <w:t xml:space="preserve">WHERE</w:t>
-      </w:r>
-      <w:r>
-        <w:rPr>
-          <w:color w:val="000000"/>
-        </w:rPr>
-        <w:t xml:space="preserve"> alive </w:t>
-      </w:r>
-      <w:r>
-        <w:rPr>
-          <w:color w:val="000000"/>
-        </w:rPr>
-        <w:t xml:space="preserve">=</w:t>
-      </w:r>
-      <w:r>
-        <w:rPr>
-          <w:color w:val="000000"/>
-        </w:rPr>
-        <w:t xml:space="preserve"> </w:t>
-      </w:r>
-      <w:r>
-        <w:rPr>
-          <w:color w:val="a31515"/>
-        </w:rPr>
-        <w:t xml:space="preserve">true</w:t>
-      </w:r>
-      <w:r>
-        <w:rPr>
-          <w:color w:val="000000"/>
-        </w:rPr>
-        <w:t xml:space="preserve">;</w:t>
-      </w:r>
-      <w:r>
-        <w:br/>
-        <w:t xml:space="preserve"/>
-      </w:r>
-      <w:r>
-        <w:br/>
-        <w:t xml:space="preserve"/>
-      </w:r>
-      <w:r>
-        <w:rPr>
-          <w:color w:val="008000"/>
-        </w:rPr>
-        <w:t xml:space="preserve">-- Track number of migrations</w:t>
-      </w:r>
-      <w:r>
-        <w:br/>
-        <w:t xml:space="preserve"/>
-      </w:r>
-      <w:r>
-        <w:rPr>
-          <w:color w:val="0000ff"/>
-        </w:rPr>
-        <w:t xml:space="preserve">UPDATE</w:t>
-      </w:r>
-      <w:r>
-        <w:rPr>
-          <w:color w:val="000000"/>
-        </w:rPr>
-        <w:t xml:space="preserve"> population </w:t>
-      </w:r>
-      <w:r>
-        <w:br/>
-        <w:t xml:space="preserve"/>
-      </w:r>
-      <w:r>
-        <w:rPr>
-          <w:color w:val="0000ff"/>
-        </w:rPr>
-        <w:t xml:space="preserve">SET</w:t>
-      </w:r>
-      <w:r>
-        <w:rPr>
-          <w:color w:val="000000"/>
-        </w:rPr>
-        <w:t xml:space="preserve"> migration_count </w:t>
-      </w:r>
-      <w:r>
-        <w:rPr>
-          <w:color w:val="000000"/>
-        </w:rPr>
-        <w:t xml:space="preserve">=</w:t>
-      </w:r>
-      <w:r>
-        <w:rPr>
-          <w:color w:val="000000"/>
-        </w:rPr>
-        <w:t xml:space="preserve"> migration_count </w:t>
-      </w:r>
-      <w:r>
-        <w:rPr>
-          <w:color w:val="000000"/>
-        </w:rPr>
-        <w:t xml:space="preserve">+</w:t>
+          <w:color w:val="ff0000"/>
+        </w:rPr>
+        <w:t xml:space="preserve">models:</w:t>
+      </w:r>
+      <w:r>
+        <w:br/>
+        <w:t xml:space="preserve"/>
+      </w:r>
+      <w:r>
+        <w:rPr>
+          <w:color w:val="000000"/>
+        </w:rPr>
+        <w:t xml:space="preserve">  </w:t>
+      </w:r>
+      <w:r>
+        <w:rPr>
+          <w:color w:val="000000"/>
+        </w:rPr>
+        <w:t xml:space="preserve">-</w:t>
+      </w:r>
+      <w:r>
+        <w:rPr>
+          <w:color w:val="000000"/>
+        </w:rPr>
+        <w:t xml:space="preserve"> </w:t>
+      </w:r>
+      <w:r>
+        <w:rPr>
+          <w:color w:val="ff0000"/>
+        </w:rPr>
+        <w:t xml:space="preserve">name:</w:t>
+      </w:r>
+      <w:r>
+        <w:rPr>
+          <w:color w:val="000000"/>
+        </w:rPr>
+        <w:t xml:space="preserve"> </w:t>
+      </w:r>
+      <w:r>
+        <w:rPr>
+          <w:color w:val="a31515"/>
+        </w:rPr>
+        <w:t xml:space="preserve">"age_increment"</w:t>
+      </w:r>
+      <w:r>
+        <w:br/>
+        <w:t xml:space="preserve"/>
+      </w:r>
+      <w:r>
+        <w:rPr>
+          <w:color w:val="000000"/>
+        </w:rPr>
+        <w:t xml:space="preserve">    </w:t>
+      </w:r>
+      <w:r>
+        <w:rPr>
+          <w:color w:val="ff0000"/>
+        </w:rPr>
+        <w:t xml:space="preserve">priority:</w:t>
       </w:r>
       <w:r>
         <w:rPr>
@@ -2692,274 +2943,224 @@
       </w:r>
       <w:r>
         <w:rPr>
-          <w:color w:val="0000ff"/>
-        </w:rPr>
-        <w:t xml:space="preserve">WHERE</w:t>
-      </w:r>
-      <w:r>
-        <w:rPr>
-          <w:color w:val="000000"/>
-        </w:rPr>
-        <w:t xml:space="preserve"> alive </w:t>
-      </w:r>
-      <w:r>
-        <w:rPr>
-          <w:color w:val="000000"/>
-        </w:rPr>
-        <w:t xml:space="preserve">=</w:t>
-      </w:r>
-      <w:r>
-        <w:rPr>
-          <w:color w:val="000000"/>
-        </w:rPr>
-        <w:t xml:space="preserve"> </w:t>
-      </w:r>
-      <w:r>
-        <w:rPr>
-          <w:color w:val="a31515"/>
-        </w:rPr>
-        <w:t xml:space="preserve">true</w:t>
-      </w:r>
-      <w:r>
-        <w:rPr>
-          <w:color w:val="000000"/>
-        </w:rPr>
-        <w:t xml:space="preserve"> </w:t>
-      </w:r>
-      <w:r>
-        <w:rPr>
-          <w:color w:val="0000ff"/>
-        </w:rPr>
-        <w:t xml:space="preserve">AND</w:t>
-      </w:r>
-      <w:r>
-        <w:rPr>
-          <w:color w:val="000000"/>
-        </w:rPr>
-        <w:t xml:space="preserve"> previous_area </w:t>
-      </w:r>
-      <w:r>
-        <w:rPr>
-          <w:color w:val="000000"/>
-        </w:rPr>
-        <w:t xml:space="preserve">!=</w:t>
-      </w:r>
-      <w:r>
-        <w:rPr>
-          <w:color w:val="000000"/>
-        </w:rPr>
-        <w:t xml:space="preserve"> area;</w:t>
-      </w:r>
-      <w:r>
-        <w:br/>
-        <w:t xml:space="preserve"/>
-      </w:r>
-      <w:r>
-        <w:br/>
-        <w:t xml:space="preserve"/>
-      </w:r>
-      <w:r>
-        <w:rPr>
-          <w:color w:val="008000"/>
-        </w:rPr>
-        <w:t xml:space="preserve">-- Record migration history in a separate table</w:t>
-      </w:r>
-      <w:r>
-        <w:br/>
-        <w:t xml:space="preserve"/>
-      </w:r>
-      <w:r>
-        <w:rPr>
-          <w:color w:val="0000ff"/>
-        </w:rPr>
-        <w:t xml:space="preserve">INSERT INTO</w:t>
-      </w:r>
-      <w:r>
-        <w:rPr>
-          <w:color w:val="000000"/>
-        </w:rPr>
-        <w:t xml:space="preserve"> migration_history (person_id, </w:t>
-      </w:r>
-      <w:r>
-        <w:rPr>
-          <w:color w:val="0000ff"/>
-        </w:rPr>
-        <w:t xml:space="preserve">year</w:t>
-      </w:r>
-      <w:r>
-        <w:rPr>
-          <w:color w:val="000000"/>
-        </w:rPr>
-        <w:t xml:space="preserve">, from_area, to_area)</w:t>
-      </w:r>
-      <w:r>
-        <w:br/>
-        <w:t xml:space="preserve"/>
-      </w:r>
-      <w:r>
-        <w:rPr>
-          <w:color w:val="0000ff"/>
-        </w:rPr>
-        <w:t xml:space="preserve">SELECT</w:t>
-      </w:r>
-      <w:r>
-        <w:rPr>
-          <w:color w:val="000000"/>
-        </w:rPr>
-        <w:t xml:space="preserve"> person_id, {CURRENT_YEAR}, previous_area, area</w:t>
-      </w:r>
-      <w:r>
-        <w:br/>
-        <w:t xml:space="preserve"/>
-      </w:r>
-      <w:r>
-        <w:rPr>
-          <w:color w:val="0000ff"/>
-        </w:rPr>
-        <w:t xml:space="preserve">FROM</w:t>
-      </w:r>
-      <w:r>
-        <w:rPr>
-          <w:color w:val="000000"/>
-        </w:rPr>
-        <w:t xml:space="preserve"> population</w:t>
-      </w:r>
-      <w:r>
-        <w:br/>
-        <w:t xml:space="preserve"/>
-      </w:r>
-      <w:r>
-        <w:rPr>
-          <w:color w:val="0000ff"/>
-        </w:rPr>
-        <w:t xml:space="preserve">WHERE</w:t>
-      </w:r>
-      <w:r>
-        <w:rPr>
-          <w:color w:val="000000"/>
-        </w:rPr>
-        <w:t xml:space="preserve"> alive </w:t>
-      </w:r>
-      <w:r>
-        <w:rPr>
-          <w:color w:val="000000"/>
-        </w:rPr>
-        <w:t xml:space="preserve">=</w:t>
-      </w:r>
-      <w:r>
-        <w:rPr>
-          <w:color w:val="000000"/>
-        </w:rPr>
-        <w:t xml:space="preserve"> </w:t>
-      </w:r>
-      <w:r>
-        <w:rPr>
-          <w:color w:val="a31515"/>
-        </w:rPr>
-        <w:t xml:space="preserve">true</w:t>
-      </w:r>
-      <w:r>
-        <w:rPr>
-          <w:color w:val="000000"/>
-        </w:rPr>
-        <w:t xml:space="preserve"> </w:t>
-      </w:r>
-      <w:r>
-        <w:rPr>
-          <w:color w:val="0000ff"/>
-        </w:rPr>
-        <w:t xml:space="preserve">AND</w:t>
-      </w:r>
-      <w:r>
-        <w:rPr>
-          <w:color w:val="000000"/>
-        </w:rPr>
-        <w:t xml:space="preserve"> previous_area </w:t>
-      </w:r>
-      <w:r>
-        <w:rPr>
-          <w:color w:val="000000"/>
-        </w:rPr>
-        <w:t xml:space="preserve">!=</w:t>
-      </w:r>
-      <w:r>
-        <w:rPr>
-          <w:color w:val="000000"/>
-        </w:rPr>
-        <w:t xml:space="preserve"> area;</w:t>
-      </w:r>
-    </w:p>
-    <w:p>
-      <w:r>
-        <w:t xml:space="preserve">This enables rich migration analysis, including:</w:t>
-      </w:r>
-    </w:p>
-    <w:p>
-      <w:pPr>
-        <w:pStyle w:val="ListParagraph"/>
-        <w:pStyle w:val="ListParagraph"/>
-        <w:numPr>
-          <w:ilvl w:val="0"/>
-          <w:numId w:val="1"/>
-        </w:numPr>
-      </w:pPr>
-      <w:r>
-        <w:t xml:space="preserve">Migration flow matrices between areas</w:t>
-      </w:r>
-    </w:p>
-    <w:p>
-      <w:pPr>
-        <w:pStyle w:val="ListParagraph"/>
-        <w:pStyle w:val="ListParagraph"/>
-        <w:numPr>
-          <w:ilvl w:val="0"/>
-          <w:numId w:val="1"/>
-        </w:numPr>
-      </w:pPr>
-      <w:r>
-        <w:t xml:space="preserve">Repeat migration patterns</w:t>
-      </w:r>
-    </w:p>
-    <w:p>
-      <w:pPr>
-        <w:pStyle w:val="ListParagraph"/>
-        <w:pStyle w:val="ListParagraph"/>
-        <w:numPr>
-          <w:ilvl w:val="0"/>
-          <w:numId w:val="1"/>
-        </w:numPr>
-      </w:pPr>
-      <w:r>
-        <w:t xml:space="preserve">Age-specific migration corridors</w:t>
-      </w:r>
-    </w:p>
-    <w:p>
-      <w:pPr>
-        <w:pStyle w:val="ListParagraph"/>
-        <w:pStyle w:val="ListParagraph"/>
-        <w:numPr>
-          <w:ilvl w:val="0"/>
-          <w:numId w:val="1"/>
-        </w:numPr>
-      </w:pPr>
-      <w:r>
-        <w:t xml:space="preserve">Duration of residence analysis</w:t>
-      </w:r>
-    </w:p>
-    <w:p>
-      <w:pPr>
-        <w:pStyle w:val="Heading2"/>
-      </w:pPr>
-      <w:r>
-        <w:rPr>
-          <w:rFonts w:ascii="Arial" w:cs="Arial" w:eastAsia="SimHei" w:hAnsi="Arial"/>
-          <w:b/>
-          <w:bCs/>
-          <w:color w:val="171717"/>
-          <w:sz w:val="42"/>
-          <w:szCs w:val="42"/>
-        </w:rPr>
-        <w:t xml:space="preserve">4. Advantages and Implications</w:t>
+          <w:color w:val="000000"/>
+        </w:rPr>
+        <w:t xml:space="preserve">    </w:t>
+      </w:r>
+      <w:r>
+        <w:rPr>
+          <w:color w:val="ff0000"/>
+        </w:rPr>
+        <w:t xml:space="preserve">query:</w:t>
+      </w:r>
+      <w:r>
+        <w:rPr>
+          <w:color w:val="000000"/>
+        </w:rPr>
+        <w:t xml:space="preserve"> </w:t>
+      </w:r>
+      <w:r>
+        <w:rPr>
+          <w:color w:val="a31515"/>
+        </w:rPr>
+        <w:t xml:space="preserve">"UPDATE population SET age = age + 1 WHERE alive = true"</w:t>
+      </w:r>
+      <w:r>
+        <w:br/>
+        <w:t xml:space="preserve"/>
+      </w:r>
+      <w:r>
+        <w:rPr>
+          <w:color w:val="000000"/>
+        </w:rPr>
+        <w:t xml:space="preserve">  </w:t>
+      </w:r>
+      <w:r>
+        <w:rPr>
+          <w:color w:val="000000"/>
+        </w:rPr>
+        <w:t xml:space="preserve">-</w:t>
+      </w:r>
+      <w:r>
+        <w:rPr>
+          <w:color w:val="000000"/>
+        </w:rPr>
+        <w:t xml:space="preserve"> </w:t>
+      </w:r>
+      <w:r>
+        <w:rPr>
+          <w:color w:val="ff0000"/>
+        </w:rPr>
+        <w:t xml:space="preserve">name:</w:t>
+      </w:r>
+      <w:r>
+        <w:rPr>
+          <w:color w:val="000000"/>
+        </w:rPr>
+        <w:t xml:space="preserve"> </w:t>
+      </w:r>
+      <w:r>
+        <w:rPr>
+          <w:color w:val="a31515"/>
+        </w:rPr>
+        <w:t xml:space="preserve">"mortality"</w:t>
+      </w:r>
+      <w:r>
+        <w:br/>
+        <w:t xml:space="preserve"/>
+      </w:r>
+      <w:r>
+        <w:rPr>
+          <w:color w:val="000000"/>
+        </w:rPr>
+        <w:t xml:space="preserve">    </w:t>
+      </w:r>
+      <w:r>
+        <w:rPr>
+          <w:color w:val="ff0000"/>
+        </w:rPr>
+        <w:t xml:space="preserve">priority:</w:t>
+      </w:r>
+      <w:r>
+        <w:rPr>
+          <w:color w:val="000000"/>
+        </w:rPr>
+        <w:t xml:space="preserve"> </w:t>
+      </w:r>
+      <w:r>
+        <w:rPr>
+          <w:color w:val="a31515"/>
+        </w:rPr>
+        <w:t xml:space="preserve">2</w:t>
+      </w:r>
+      <w:r>
+        <w:br/>
+        <w:t xml:space="preserve"/>
+      </w:r>
+      <w:r>
+        <w:rPr>
+          <w:color w:val="000000"/>
+        </w:rPr>
+        <w:t xml:space="preserve">    </w:t>
+      </w:r>
+      <w:r>
+        <w:rPr>
+          <w:color w:val="ff0000"/>
+        </w:rPr>
+        <w:t xml:space="preserve">query:</w:t>
+      </w:r>
+      <w:r>
+        <w:rPr>
+          <w:color w:val="000000"/>
+        </w:rPr>
+        <w:t xml:space="preserve"> </w:t>
+      </w:r>
+      <w:r>
+        <w:rPr>
+          <w:color w:val="a31515"/>
+        </w:rPr>
+        <w:t xml:space="preserve">"UPDATE population SET alive = false WHERE ..."</w:t>
+      </w:r>
+      <w:r>
+        <w:br/>
+        <w:t xml:space="preserve"/>
+      </w:r>
+      <w:r>
+        <w:rPr>
+          <w:color w:val="000000"/>
+        </w:rPr>
+        <w:t xml:space="preserve">  </w:t>
+      </w:r>
+      <w:r>
+        <w:rPr>
+          <w:color w:val="000000"/>
+        </w:rPr>
+        <w:t xml:space="preserve">-</w:t>
+      </w:r>
+      <w:r>
+        <w:rPr>
+          <w:color w:val="000000"/>
+        </w:rPr>
+        <w:t xml:space="preserve"> </w:t>
+      </w:r>
+      <w:r>
+        <w:rPr>
+          <w:color w:val="ff0000"/>
+        </w:rPr>
+        <w:t xml:space="preserve">name:</w:t>
+      </w:r>
+      <w:r>
+        <w:rPr>
+          <w:color w:val="000000"/>
+        </w:rPr>
+        <w:t xml:space="preserve"> </w:t>
+      </w:r>
+      <w:r>
+        <w:rPr>
+          <w:color w:val="a31515"/>
+        </w:rPr>
+        <w:t xml:space="preserve">"migration"</w:t>
+      </w:r>
+      <w:r>
+        <w:br/>
+        <w:t xml:space="preserve"/>
+      </w:r>
+      <w:r>
+        <w:rPr>
+          <w:color w:val="000000"/>
+        </w:rPr>
+        <w:t xml:space="preserve">    </w:t>
+      </w:r>
+      <w:r>
+        <w:rPr>
+          <w:color w:val="ff0000"/>
+        </w:rPr>
+        <w:t xml:space="preserve">priority:</w:t>
+      </w:r>
+      <w:r>
+        <w:rPr>
+          <w:color w:val="000000"/>
+        </w:rPr>
+        <w:t xml:space="preserve"> </w:t>
+      </w:r>
+      <w:r>
+        <w:rPr>
+          <w:color w:val="a31515"/>
+        </w:rPr>
+        <w:t xml:space="preserve">3</w:t>
+      </w:r>
+      <w:r>
+        <w:br/>
+        <w:t xml:space="preserve"/>
+      </w:r>
+      <w:r>
+        <w:rPr>
+          <w:color w:val="000000"/>
+        </w:rPr>
+        <w:t xml:space="preserve">    </w:t>
+      </w:r>
+      <w:r>
+        <w:rPr>
+          <w:color w:val="ff0000"/>
+        </w:rPr>
+        <w:t xml:space="preserve">query:</w:t>
+      </w:r>
+      <w:r>
+        <w:rPr>
+          <w:color w:val="000000"/>
+        </w:rPr>
+        <w:t xml:space="preserve"> </w:t>
+      </w:r>
+      <w:r>
+        <w:rPr>
+          <w:color w:val="a31515"/>
+        </w:rPr>
+        <w:t xml:space="preserve">"UPDATE population SET area = ... WHERE alive = true"</w:t>
+      </w:r>
+    </w:p>
+    <w:p>
+      <w:r>
+        <w:t xml:space="preserve">This explicit ordering allows modelers to specify dependencies declaratively, ensuring consistent state transitions across modules. The execution engine sorts models by priority and runs them sequentially, with lower numbers executing first.</w:t>
       </w:r>
     </w:p>
     <w:p>
@@ -2975,278 +3176,12 @@
           <w:sz w:val="34"/>
           <w:szCs w:val="34"/>
         </w:rPr>
-        <w:t xml:space="preserve">4.1 Accessibility and Model Transparency</w:t>
-      </w:r>
-    </w:p>
-    <w:p>
-      <w:r>
-        <w:t xml:space="preserve">The SQL approach dramatically lowers barriers to model development. Demographers and migration researchers familiar with SQL (or learnable in hours) can specify models directly, without requiring programming expertise. The specification remains executable and auditable—the model is the code.</w:t>
-      </w:r>
-    </w:p>
-    <w:p>
-      <w:r>
-        <w:t xml:space="preserve">This is particularly valuable in migration modeling where:</w:t>
-      </w:r>
-    </w:p>
-    <w:p>
-      <w:pPr>
-        <w:pStyle w:val="ListParagraph"/>
-        <w:pStyle w:val="ListParagraph"/>
-        <w:numPr>
-          <w:ilvl w:val="0"/>
-          <w:numId w:val="1"/>
-        </w:numPr>
-      </w:pPr>
-      <w:r>
-        <w:t xml:space="preserve">Age-specific migration rates can be easily updated</w:t>
-      </w:r>
-    </w:p>
-    <w:p>
-      <w:pPr>
-        <w:pStyle w:val="ListParagraph"/>
-        <w:pStyle w:val="ListParagraph"/>
-        <w:numPr>
-          <w:ilvl w:val="0"/>
-          <w:numId w:val="1"/>
-        </w:numPr>
-      </w:pPr>
-      <w:r>
-        <w:t xml:space="preserve">New destination choice mechanisms can be added</w:t>
-      </w:r>
-    </w:p>
-    <w:p>
-      <w:pPr>
-        <w:pStyle w:val="ListParagraph"/>
-        <w:pStyle w:val="ListParagraph"/>
-        <w:numPr>
-          <w:ilvl w:val="0"/>
-          <w:numId w:val="1"/>
-        </w:numPr>
-      </w:pPr>
-      <w:r>
-        <w:t xml:space="preserve">Regional attractiveness factors can be incorporated</w:t>
-      </w:r>
-    </w:p>
-    <w:p>
-      <w:pPr>
-        <w:pStyle w:val="ListParagraph"/>
-        <w:pStyle w:val="ListParagraph"/>
-        <w:numPr>
-          <w:ilvl w:val="0"/>
-          <w:numId w:val="1"/>
-        </w:numPr>
-      </w:pPr>
-      <w:r>
-        <w:t xml:space="preserve">Migration corridors can be defined explicitly</w:t>
-      </w:r>
-    </w:p>
-    <w:p>
-      <w:pPr>
-        <w:pStyle w:val="Heading3"/>
-      </w:pPr>
-      <w:r>
-        <w:rPr>
-          <w:rFonts w:ascii="Arial" w:cs="Arial" w:eastAsia="SimHei" w:hAnsi="Arial"/>
-          <w:b/>
-          <w:bCs/>
-          <w:color w:val="171717"/>
-          <w:sz w:val="34"/>
-          <w:szCs w:val="34"/>
-        </w:rPr>
-        <w:t xml:space="preserve">4.2 Performance</w:t>
-      </w:r>
-    </w:p>
-    <w:p>
-      <w:r>
-        <w:t xml:space="preserve">SQL engines are highly optimized for set-based operations. A single SQL UPDATE can process millions of individuals efficiently, using indexes, vectorized execution, and query optimization. Migration calculations are particularly amenable to set-based operations, as migration probabilities are typically applied uniformly to population subsets defined by age groups.</w:t>
-      </w:r>
-    </w:p>
-    <w:p>
-      <w:pPr>
-        <w:pStyle w:val="Heading3"/>
-      </w:pPr>
-      <w:r>
-        <w:rPr>
-          <w:rFonts w:ascii="Arial" w:cs="Arial" w:eastAsia="SimHei" w:hAnsi="Arial"/>
-          <w:b/>
-          <w:bCs/>
-          <w:color w:val="171717"/>
-          <w:sz w:val="34"/>
-          <w:szCs w:val="34"/>
-        </w:rPr>
-        <w:t xml:space="preserve">4.3 Model Reuse and Composition</w:t>
-      </w:r>
-    </w:p>
-    <w:p>
-      <w:r>
-        <w:t xml:space="preserve">SQL's relational algebra provides natural composition mechanisms. Migration models can reference derived tables, use subqueries, or join across data sources. This enables the ability to link data sets together—the true strength of microsimulation.</w:t>
-      </w:r>
-    </w:p>
-    <w:p>
-      <w:r>
-        <w:t xml:space="preserve">For migration modeling, this means:</w:t>
-      </w:r>
-    </w:p>
-    <w:p>
-      <w:pPr>
-        <w:pStyle w:val="ListParagraph"/>
-        <w:pStyle w:val="ListParagraph"/>
-        <w:numPr>
-          <w:ilvl w:val="0"/>
-          <w:numId w:val="1"/>
-        </w:numPr>
-      </w:pPr>
-      <w:r>
-        <w:t xml:space="preserve">Destination choice can depend on regional characteristics</w:t>
-      </w:r>
-    </w:p>
-    <w:p>
-      <w:pPr>
-        <w:pStyle w:val="ListParagraph"/>
-        <w:pStyle w:val="ListParagraph"/>
-        <w:numPr>
-          <w:ilvl w:val="0"/>
-          <w:numId w:val="1"/>
-        </w:numPr>
-      </w:pPr>
-      <w:r>
-        <w:t xml:space="preserve">Migration flows can be calibrated to external constraints</w:t>
-      </w:r>
-    </w:p>
-    <w:p>
-      <w:pPr>
-        <w:pStyle w:val="ListParagraph"/>
-        <w:pStyle w:val="ListParagraph"/>
-        <w:numPr>
-          <w:ilvl w:val="0"/>
-          <w:numId w:val="1"/>
-        </w:numPr>
-      </w:pPr>
-      <w:r>
-        <w:t xml:space="preserve">Multiple migration types (internal, international) can be modeled together</w:t>
-      </w:r>
-    </w:p>
-    <w:p>
-      <w:pPr>
-        <w:pStyle w:val="ListParagraph"/>
-        <w:pStyle w:val="ListParagraph"/>
-        <w:numPr>
-          <w:ilvl w:val="0"/>
-          <w:numId w:val="1"/>
-        </w:numPr>
-      </w:pPr>
-      <w:r>
-        <w:t xml:space="preserve">Household-level migration can be implemented using joins</w:t>
-      </w:r>
-    </w:p>
-    <w:p>
-      <w:pPr>
-        <w:pStyle w:val="Heading3"/>
-      </w:pPr>
-      <w:r>
-        <w:rPr>
-          <w:rFonts w:ascii="Arial" w:cs="Arial" w:eastAsia="SimHei" w:hAnsi="Arial"/>
-          <w:b/>
-          <w:bCs/>
-          <w:color w:val="171717"/>
-          <w:sz w:val="34"/>
-          <w:szCs w:val="34"/>
-        </w:rPr>
-        <w:t xml:space="preserve">4.4 Implementation Considerations</w:t>
-      </w:r>
-    </w:p>
-    <w:p>
-      <w:r>
-        <w:t xml:space="preserve">The approach is feasible with any SQL engine. The Talos implementation uses a pure Go SQLite engine, eliminating external dependencies and enabling single-binary deployment. SQLite's in-memory capability supports fast iteration while maintaining full SQL expressiveness. The implementation is designed for:</w:t>
-      </w:r>
-    </w:p>
-    <w:p>
-      <w:pPr>
-        <w:pStyle w:val="ListParagraph"/>
-        <w:pStyle w:val="ListParagraph"/>
-        <w:numPr>
-          <w:ilvl w:val="0"/>
-          <w:numId w:val="1"/>
-        </w:numPr>
-      </w:pPr>
-      <w:r>
-        <w:t xml:space="preserve">Cross-platform compatibility (Linux, Windows, macOS)</w:t>
-      </w:r>
-    </w:p>
-    <w:p>
-      <w:pPr>
-        <w:pStyle w:val="ListParagraph"/>
-        <w:pStyle w:val="ListParagraph"/>
-        <w:numPr>
-          <w:ilvl w:val="0"/>
-          <w:numId w:val="1"/>
-        </w:numPr>
-      </w:pPr>
-      <w:r>
-        <w:t xml:space="preserve">Zero installation requirements</w:t>
-      </w:r>
-    </w:p>
-    <w:p>
-      <w:pPr>
-        <w:pStyle w:val="ListParagraph"/>
-        <w:pStyle w:val="ListParagraph"/>
-        <w:numPr>
-          <w:ilvl w:val="0"/>
-          <w:numId w:val="1"/>
-        </w:numPr>
-      </w:pPr>
-      <w:r>
-        <w:t xml:space="preserve">Rapid prototyping of migration scenarios</w:t>
-      </w:r>
-    </w:p>
-    <w:p>
-      <w:pPr>
-        <w:pStyle w:val="ListParagraph"/>
-        <w:pStyle w:val="ListParagraph"/>
-        <w:numPr>
-          <w:ilvl w:val="0"/>
-          <w:numId w:val="1"/>
-        </w:numPr>
-      </w:pPr>
-      <w:r>
-        <w:t xml:space="preserve">Reproducible research through fixed random seeds</w:t>
-      </w:r>
-    </w:p>
-    <w:p>
-      <w:pPr>
-        <w:pStyle w:val="Heading2"/>
-      </w:pPr>
-      <w:r>
-        <w:rPr>
-          <w:rFonts w:ascii="Arial" w:cs="Arial" w:eastAsia="SimHei" w:hAnsi="Arial"/>
-          <w:b/>
-          <w:bCs/>
-          <w:color w:val="171717"/>
-          <w:sz w:val="42"/>
-          <w:szCs w:val="42"/>
-        </w:rPr>
-        <w:t xml:space="preserve">5. Extending the Migration Model</w:t>
-      </w:r>
-    </w:p>
-    <w:p>
-      <w:pPr>
-        <w:pStyle w:val="Heading3"/>
-      </w:pPr>
-      <w:r>
-        <w:rPr>
-          <w:rFonts w:ascii="Arial" w:cs="Arial" w:eastAsia="SimHei" w:hAnsi="Arial"/>
-          <w:b/>
-          <w:bCs/>
-          <w:color w:val="171717"/>
-          <w:sz w:val="34"/>
-          <w:szCs w:val="34"/>
-        </w:rPr>
-        <w:t xml:space="preserve">5.1 Destination Choice</w:t>
-      </w:r>
-    </w:p>
-    <w:p>
-      <w:r>
-        <w:t xml:space="preserve">The simple random destination selection can be extended to incorporate destination attractiveness:</w:t>
+        <w:t xml:space="preserve">3.5 Area Tracking and Migration History</w:t>
+      </w:r>
+    </w:p>
+    <w:p>
+      <w:r>
+        <w:t xml:space="preserve">A critical requirement of migration microsimulation is tracking migration history. The SQL approach supports this through additional columns that capture previous locations and migration events:</w:t>
       </w:r>
     </w:p>
     <w:p>
@@ -3266,33 +3201,277 @@
         <w:rPr>
           <w:color w:val="008000"/>
         </w:rPr>
-        <w:t xml:space="preserve">-- Weighted random selection based on area attractiveness</w:t>
-      </w:r>
-      <w:r>
-        <w:br/>
-        <w:t xml:space="preserve"/>
-      </w:r>
-      <w:r>
-        <w:rPr>
-          <w:color w:val="0000ff"/>
-        </w:rPr>
-        <w:t xml:space="preserve">THEN</w:t>
-      </w:r>
-      <w:r>
-        <w:rPr>
-          <w:color w:val="000000"/>
-        </w:rPr>
-        <w:t xml:space="preserve"> (</w:t>
-      </w:r>
-      <w:r>
-        <w:br/>
-        <w:t xml:space="preserve"/>
-      </w:r>
-      <w:r>
-        <w:rPr>
-          <w:color w:val="000000"/>
-        </w:rPr>
-        <w:t xml:space="preserve">  </w:t>
+        <w:t xml:space="preserve">-- Save current area as previous area before migration</w:t>
+      </w:r>
+      <w:r>
+        <w:br/>
+        <w:t xml:space="preserve"/>
+      </w:r>
+      <w:r>
+        <w:rPr>
+          <w:color w:val="0000ff"/>
+        </w:rPr>
+        <w:t xml:space="preserve">UPDATE</w:t>
+      </w:r>
+      <w:r>
+        <w:rPr>
+          <w:color w:val="000000"/>
+        </w:rPr>
+        <w:t xml:space="preserve"> population </w:t>
+      </w:r>
+      <w:r>
+        <w:br/>
+        <w:t xml:space="preserve"/>
+      </w:r>
+      <w:r>
+        <w:rPr>
+          <w:color w:val="0000ff"/>
+        </w:rPr>
+        <w:t xml:space="preserve">SET</w:t>
+      </w:r>
+      <w:r>
+        <w:rPr>
+          <w:color w:val="000000"/>
+        </w:rPr>
+        <w:t xml:space="preserve"> previous_area </w:t>
+      </w:r>
+      <w:r>
+        <w:rPr>
+          <w:color w:val="000000"/>
+        </w:rPr>
+        <w:t xml:space="preserve">=</w:t>
+      </w:r>
+      <w:r>
+        <w:rPr>
+          <w:color w:val="000000"/>
+        </w:rPr>
+        <w:t xml:space="preserve"> area </w:t>
+      </w:r>
+      <w:r>
+        <w:br/>
+        <w:t xml:space="preserve"/>
+      </w:r>
+      <w:r>
+        <w:rPr>
+          <w:color w:val="0000ff"/>
+        </w:rPr>
+        <w:t xml:space="preserve">WHERE</w:t>
+      </w:r>
+      <w:r>
+        <w:rPr>
+          <w:color w:val="000000"/>
+        </w:rPr>
+        <w:t xml:space="preserve"> alive </w:t>
+      </w:r>
+      <w:r>
+        <w:rPr>
+          <w:color w:val="000000"/>
+        </w:rPr>
+        <w:t xml:space="preserve">=</w:t>
+      </w:r>
+      <w:r>
+        <w:rPr>
+          <w:color w:val="000000"/>
+        </w:rPr>
+        <w:t xml:space="preserve"> </w:t>
+      </w:r>
+      <w:r>
+        <w:rPr>
+          <w:color w:val="a31515"/>
+        </w:rPr>
+        <w:t xml:space="preserve">true</w:t>
+      </w:r>
+      <w:r>
+        <w:rPr>
+          <w:color w:val="000000"/>
+        </w:rPr>
+        <w:t xml:space="preserve">;</w:t>
+      </w:r>
+      <w:r>
+        <w:br/>
+        <w:t xml:space="preserve"/>
+      </w:r>
+      <w:r>
+        <w:br/>
+        <w:t xml:space="preserve"/>
+      </w:r>
+      <w:r>
+        <w:rPr>
+          <w:color w:val="008000"/>
+        </w:rPr>
+        <w:t xml:space="preserve">-- Track number of migrations</w:t>
+      </w:r>
+      <w:r>
+        <w:br/>
+        <w:t xml:space="preserve"/>
+      </w:r>
+      <w:r>
+        <w:rPr>
+          <w:color w:val="0000ff"/>
+        </w:rPr>
+        <w:t xml:space="preserve">UPDATE</w:t>
+      </w:r>
+      <w:r>
+        <w:rPr>
+          <w:color w:val="000000"/>
+        </w:rPr>
+        <w:t xml:space="preserve"> population </w:t>
+      </w:r>
+      <w:r>
+        <w:br/>
+        <w:t xml:space="preserve"/>
+      </w:r>
+      <w:r>
+        <w:rPr>
+          <w:color w:val="0000ff"/>
+        </w:rPr>
+        <w:t xml:space="preserve">SET</w:t>
+      </w:r>
+      <w:r>
+        <w:rPr>
+          <w:color w:val="000000"/>
+        </w:rPr>
+        <w:t xml:space="preserve"> migration_count </w:t>
+      </w:r>
+      <w:r>
+        <w:rPr>
+          <w:color w:val="000000"/>
+        </w:rPr>
+        <w:t xml:space="preserve">=</w:t>
+      </w:r>
+      <w:r>
+        <w:rPr>
+          <w:color w:val="000000"/>
+        </w:rPr>
+        <w:t xml:space="preserve"> migration_count </w:t>
+      </w:r>
+      <w:r>
+        <w:rPr>
+          <w:color w:val="000000"/>
+        </w:rPr>
+        <w:t xml:space="preserve">+</w:t>
+      </w:r>
+      <w:r>
+        <w:rPr>
+          <w:color w:val="000000"/>
+        </w:rPr>
+        <w:t xml:space="preserve"> </w:t>
+      </w:r>
+      <w:r>
+        <w:rPr>
+          <w:color w:val="a31515"/>
+        </w:rPr>
+        <w:t xml:space="preserve">1</w:t>
+      </w:r>
+      <w:r>
+        <w:br/>
+        <w:t xml:space="preserve"/>
+      </w:r>
+      <w:r>
+        <w:rPr>
+          <w:color w:val="0000ff"/>
+        </w:rPr>
+        <w:t xml:space="preserve">WHERE</w:t>
+      </w:r>
+      <w:r>
+        <w:rPr>
+          <w:color w:val="000000"/>
+        </w:rPr>
+        <w:t xml:space="preserve"> alive </w:t>
+      </w:r>
+      <w:r>
+        <w:rPr>
+          <w:color w:val="000000"/>
+        </w:rPr>
+        <w:t xml:space="preserve">=</w:t>
+      </w:r>
+      <w:r>
+        <w:rPr>
+          <w:color w:val="000000"/>
+        </w:rPr>
+        <w:t xml:space="preserve"> </w:t>
+      </w:r>
+      <w:r>
+        <w:rPr>
+          <w:color w:val="a31515"/>
+        </w:rPr>
+        <w:t xml:space="preserve">true</w:t>
+      </w:r>
+      <w:r>
+        <w:rPr>
+          <w:color w:val="000000"/>
+        </w:rPr>
+        <w:t xml:space="preserve"> </w:t>
+      </w:r>
+      <w:r>
+        <w:rPr>
+          <w:color w:val="0000ff"/>
+        </w:rPr>
+        <w:t xml:space="preserve">AND</w:t>
+      </w:r>
+      <w:r>
+        <w:rPr>
+          <w:color w:val="000000"/>
+        </w:rPr>
+        <w:t xml:space="preserve"> previous_area </w:t>
+      </w:r>
+      <w:r>
+        <w:rPr>
+          <w:color w:val="000000"/>
+        </w:rPr>
+        <w:t xml:space="preserve">!=</w:t>
+      </w:r>
+      <w:r>
+        <w:rPr>
+          <w:color w:val="000000"/>
+        </w:rPr>
+        <w:t xml:space="preserve"> area;</w:t>
+      </w:r>
+      <w:r>
+        <w:br/>
+        <w:t xml:space="preserve"/>
+      </w:r>
+      <w:r>
+        <w:br/>
+        <w:t xml:space="preserve"/>
+      </w:r>
+      <w:r>
+        <w:rPr>
+          <w:color w:val="008000"/>
+        </w:rPr>
+        <w:t xml:space="preserve">-- Record migration history in a separate table</w:t>
+      </w:r>
+      <w:r>
+        <w:br/>
+        <w:t xml:space="preserve"/>
+      </w:r>
+      <w:r>
+        <w:rPr>
+          <w:color w:val="0000ff"/>
+        </w:rPr>
+        <w:t xml:space="preserve">INSERT INTO</w:t>
+      </w:r>
+      <w:r>
+        <w:rPr>
+          <w:color w:val="000000"/>
+        </w:rPr>
+        <w:t xml:space="preserve"> migration_history (person_id, </w:t>
+      </w:r>
+      <w:r>
+        <w:rPr>
+          <w:color w:val="0000ff"/>
+        </w:rPr>
+        <w:t xml:space="preserve">year</w:t>
+      </w:r>
+      <w:r>
+        <w:rPr>
+          <w:color w:val="000000"/>
+        </w:rPr>
+        <w:t xml:space="preserve">, from_area, to_area)</w:t>
+      </w:r>
+      <w:r>
+        <w:br/>
+        <w:t xml:space="preserve"/>
       </w:r>
       <w:r>
         <w:rPr>
@@ -3304,17 +3483,11 @@
         <w:rPr>
           <w:color w:val="000000"/>
         </w:rPr>
-        <w:t xml:space="preserve"> area</w:t>
-      </w:r>
-      <w:r>
-        <w:br/>
-        <w:t xml:space="preserve"/>
-      </w:r>
-      <w:r>
-        <w:rPr>
-          <w:color w:val="000000"/>
-        </w:rPr>
-        <w:t xml:space="preserve">  </w:t>
+        <w:t xml:space="preserve"> person_id, {CURRENT_YEAR}, previous_area, area</w:t>
+      </w:r>
+      <w:r>
+        <w:br/>
+        <w:t xml:space="preserve"/>
       </w:r>
       <w:r>
         <w:rPr>
@@ -3326,17 +3499,11 @@
         <w:rPr>
           <w:color w:val="000000"/>
         </w:rPr>
-        <w:t xml:space="preserve"> area_attributes</w:t>
-      </w:r>
-      <w:r>
-        <w:br/>
-        <w:t xml:space="preserve"/>
-      </w:r>
-      <w:r>
-        <w:rPr>
-          <w:color w:val="000000"/>
-        </w:rPr>
-        <w:t xml:space="preserve">  </w:t>
+        <w:t xml:space="preserve"> population</w:t>
+      </w:r>
+      <w:r>
+        <w:br/>
+        <w:t xml:space="preserve"/>
       </w:r>
       <w:r>
         <w:rPr>
@@ -3348,91 +3515,125 @@
         <w:rPr>
           <w:color w:val="000000"/>
         </w:rPr>
-        <w:t xml:space="preserve"> random() </w:t>
-      </w:r>
-      <w:r>
-        <w:rPr>
-          <w:color w:val="000000"/>
-        </w:rPr>
-        <w:t xml:space="preserve">&lt;</w:t>
-      </w:r>
-      <w:r>
-        <w:rPr>
-          <w:color w:val="000000"/>
-        </w:rPr>
-        <w:t xml:space="preserve"> cumulative_attractiveness </w:t>
-      </w:r>
-      <w:r>
-        <w:rPr>
-          <w:color w:val="000000"/>
-        </w:rPr>
-        <w:t xml:space="preserve">/</w:t>
-      </w:r>
-      <w:r>
-        <w:rPr>
-          <w:color w:val="000000"/>
-        </w:rPr>
-        <w:t xml:space="preserve"> total_attractiveness</w:t>
-      </w:r>
-      <w:r>
-        <w:br/>
-        <w:t xml:space="preserve"/>
-      </w:r>
-      <w:r>
-        <w:rPr>
-          <w:color w:val="000000"/>
-        </w:rPr>
-        <w:t xml:space="preserve">  </w:t>
-      </w:r>
-      <w:r>
-        <w:rPr>
-          <w:color w:val="0000ff"/>
-        </w:rPr>
-        <w:t xml:space="preserve">ORDER</w:t>
-      </w:r>
-      <w:r>
-        <w:rPr>
-          <w:color w:val="000000"/>
-        </w:rPr>
-        <w:t xml:space="preserve"> </w:t>
-      </w:r>
-      <w:r>
-        <w:rPr>
-          <w:color w:val="0000ff"/>
-        </w:rPr>
-        <w:t xml:space="preserve">BY</w:t>
-      </w:r>
-      <w:r>
-        <w:rPr>
-          <w:color w:val="000000"/>
-        </w:rPr>
-        <w:t xml:space="preserve"> cumulative_attractiveness</w:t>
-      </w:r>
-      <w:r>
-        <w:br/>
-        <w:t xml:space="preserve"/>
-      </w:r>
-      <w:r>
-        <w:rPr>
-          <w:color w:val="000000"/>
-        </w:rPr>
-        <w:t xml:space="preserve">  LIMIT </w:t>
-      </w:r>
-      <w:r>
-        <w:rPr>
-          <w:color w:val="a31515"/>
-        </w:rPr>
-        <w:t xml:space="preserve">1</w:t>
-      </w:r>
-      <w:r>
-        <w:br/>
-        <w:t xml:space="preserve"/>
-      </w:r>
-      <w:r>
-        <w:rPr>
-          <w:color w:val="000000"/>
-        </w:rPr>
-        <w:t xml:space="preserve">)</w:t>
+        <w:t xml:space="preserve"> alive </w:t>
+      </w:r>
+      <w:r>
+        <w:rPr>
+          <w:color w:val="000000"/>
+        </w:rPr>
+        <w:t xml:space="preserve">=</w:t>
+      </w:r>
+      <w:r>
+        <w:rPr>
+          <w:color w:val="000000"/>
+        </w:rPr>
+        <w:t xml:space="preserve"> </w:t>
+      </w:r>
+      <w:r>
+        <w:rPr>
+          <w:color w:val="a31515"/>
+        </w:rPr>
+        <w:t xml:space="preserve">true</w:t>
+      </w:r>
+      <w:r>
+        <w:rPr>
+          <w:color w:val="000000"/>
+        </w:rPr>
+        <w:t xml:space="preserve"> </w:t>
+      </w:r>
+      <w:r>
+        <w:rPr>
+          <w:color w:val="0000ff"/>
+        </w:rPr>
+        <w:t xml:space="preserve">AND</w:t>
+      </w:r>
+      <w:r>
+        <w:rPr>
+          <w:color w:val="000000"/>
+        </w:rPr>
+        <w:t xml:space="preserve"> previous_area </w:t>
+      </w:r>
+      <w:r>
+        <w:rPr>
+          <w:color w:val="000000"/>
+        </w:rPr>
+        <w:t xml:space="preserve">!=</w:t>
+      </w:r>
+      <w:r>
+        <w:rPr>
+          <w:color w:val="000000"/>
+        </w:rPr>
+        <w:t xml:space="preserve"> area;</w:t>
+      </w:r>
+    </w:p>
+    <w:p>
+      <w:r>
+        <w:t xml:space="preserve">This enables rich migration analysis, including:</w:t>
+      </w:r>
+    </w:p>
+    <w:p>
+      <w:pPr>
+        <w:pStyle w:val="ListParagraph"/>
+        <w:pStyle w:val="ListParagraph"/>
+        <w:numPr>
+          <w:ilvl w:val="0"/>
+          <w:numId w:val="1"/>
+        </w:numPr>
+      </w:pPr>
+      <w:r>
+        <w:t xml:space="preserve">Migration flow matrices between areas</w:t>
+      </w:r>
+    </w:p>
+    <w:p>
+      <w:pPr>
+        <w:pStyle w:val="ListParagraph"/>
+        <w:pStyle w:val="ListParagraph"/>
+        <w:numPr>
+          <w:ilvl w:val="0"/>
+          <w:numId w:val="1"/>
+        </w:numPr>
+      </w:pPr>
+      <w:r>
+        <w:t xml:space="preserve">Repeat migration patterns</w:t>
+      </w:r>
+    </w:p>
+    <w:p>
+      <w:pPr>
+        <w:pStyle w:val="ListParagraph"/>
+        <w:pStyle w:val="ListParagraph"/>
+        <w:numPr>
+          <w:ilvl w:val="0"/>
+          <w:numId w:val="1"/>
+        </w:numPr>
+      </w:pPr>
+      <w:r>
+        <w:t xml:space="preserve">Age-specific migration corridors</w:t>
+      </w:r>
+    </w:p>
+    <w:p>
+      <w:pPr>
+        <w:pStyle w:val="ListParagraph"/>
+        <w:pStyle w:val="ListParagraph"/>
+        <w:numPr>
+          <w:ilvl w:val="0"/>
+          <w:numId w:val="1"/>
+        </w:numPr>
+      </w:pPr>
+      <w:r>
+        <w:t xml:space="preserve">Duration of residence analysis</w:t>
+      </w:r>
+    </w:p>
+    <w:p>
+      <w:pPr>
+        <w:pStyle w:val="ListParagraph"/>
+        <w:pStyle w:val="ListParagraph"/>
+        <w:numPr>
+          <w:ilvl w:val="0"/>
+          <w:numId w:val="1"/>
+        </w:numPr>
+      </w:pPr>
+      <w:r>
+        <w:t xml:space="preserve">Cumulative migration histories for individuals</w:t>
       </w:r>
     </w:p>
     <w:p>
@@ -3448,12 +3649,12 @@
           <w:sz w:val="34"/>
           <w:szCs w:val="34"/>
         </w:rPr>
-        <w:t xml:space="preserve">5.2 Distance-Based Migration</w:t>
-      </w:r>
-    </w:p>
-    <w:p>
-      <w:r>
-        <w:t xml:space="preserve">Migration probability can be modeled as a function of distance:</w:t>
+        <w:t xml:space="preserve">3.6 Statistics and Analysis</w:t>
+      </w:r>
+    </w:p>
+    <w:p>
+      <w:r>
+        <w:t xml:space="preserve">The SQL approach naturally extends to statistical analysis. Any SQL query can be defined as a statistic and executed during the simulation:</w:t>
       </w:r>
     </w:p>
     <w:p>
@@ -3471,151 +3672,19 @@
       </w:pPr>
       <w:r>
         <w:rPr>
-          <w:color w:val="008000"/>
-        </w:rPr>
-        <w:t xml:space="preserve">-- Migration probability decreases with distance</w:t>
-      </w:r>
-      <w:r>
-        <w:br/>
-        <w:t xml:space="preserve"/>
-      </w:r>
-      <w:r>
-        <w:rPr>
-          <w:color w:val="0000ff"/>
-        </w:rPr>
-        <w:t xml:space="preserve">UPDATE</w:t>
-      </w:r>
-      <w:r>
-        <w:rPr>
-          <w:color w:val="000000"/>
-        </w:rPr>
-        <w:t xml:space="preserve"> population </w:t>
-      </w:r>
-      <w:r>
-        <w:br/>
-        <w:t xml:space="preserve"/>
-      </w:r>
-      <w:r>
-        <w:rPr>
-          <w:color w:val="0000ff"/>
-        </w:rPr>
-        <w:t xml:space="preserve">SET</w:t>
-      </w:r>
-      <w:r>
-        <w:rPr>
-          <w:color w:val="000000"/>
-        </w:rPr>
-        <w:t xml:space="preserve"> area </w:t>
-      </w:r>
-      <w:r>
-        <w:rPr>
-          <w:color w:val="000000"/>
-        </w:rPr>
-        <w:t xml:space="preserve">=</w:t>
-      </w:r>
-      <w:r>
-        <w:rPr>
-          <w:color w:val="000000"/>
-        </w:rPr>
-        <w:t xml:space="preserve"> destination_area</w:t>
-      </w:r>
-      <w:r>
-        <w:br/>
-        <w:t xml:space="preserve"/>
-      </w:r>
-      <w:r>
-        <w:rPr>
-          <w:color w:val="0000ff"/>
-        </w:rPr>
-        <w:t xml:space="preserve">WHERE</w:t>
-      </w:r>
-      <w:r>
-        <w:rPr>
-          <w:color w:val="000000"/>
-        </w:rPr>
-        <w:t xml:space="preserve"> alive </w:t>
-      </w:r>
-      <w:r>
-        <w:rPr>
-          <w:color w:val="000000"/>
-        </w:rPr>
-        <w:t xml:space="preserve">=</w:t>
-      </w:r>
-      <w:r>
-        <w:rPr>
-          <w:color w:val="000000"/>
-        </w:rPr>
-        <w:t xml:space="preserve"> </w:t>
-      </w:r>
-      <w:r>
-        <w:rPr>
-          <w:color w:val="a31515"/>
-        </w:rPr>
-        <w:t xml:space="preserve">true</w:t>
-      </w:r>
-      <w:r>
-        <w:rPr>
-          <w:color w:val="000000"/>
-        </w:rPr>
-        <w:t xml:space="preserve"> </w:t>
-      </w:r>
-      <w:r>
-        <w:rPr>
-          <w:color w:val="0000ff"/>
-        </w:rPr>
-        <w:t xml:space="preserve">AND</w:t>
-      </w:r>
-      <w:r>
-        <w:rPr>
-          <w:color w:val="000000"/>
-        </w:rPr>
-        <w:t xml:space="preserve"> random() </w:t>
-      </w:r>
-      <w:r>
-        <w:rPr>
-          <w:color w:val="000000"/>
-        </w:rPr>
-        <w:t xml:space="preserve">&lt;</w:t>
-      </w:r>
-      <w:r>
-        <w:rPr>
-          <w:color w:val="000000"/>
-        </w:rPr>
-        <w:t xml:space="preserve"> </w:t>
-      </w:r>
-      <w:r>
-        <w:br/>
-        <w:t xml:space="preserve"/>
-      </w:r>
-      <w:r>
-        <w:rPr>
-          <w:color w:val="000000"/>
-        </w:rPr>
-        <w:t xml:space="preserve">  {base_probability} </w:t>
-      </w:r>
-      <w:r>
-        <w:rPr>
-          <w:color w:val="000000"/>
-        </w:rPr>
-        <w:t xml:space="preserve">*</w:t>
-      </w:r>
-      <w:r>
-        <w:rPr>
-          <w:color w:val="000000"/>
-        </w:rPr>
-        <w:t xml:space="preserve"> </w:t>
-      </w:r>
-      <w:r>
-        <w:rPr>
-          <w:color w:val="0000ff"/>
-        </w:rPr>
-        <w:t xml:space="preserve">exp</w:t>
-      </w:r>
-      <w:r>
-        <w:rPr>
-          <w:color w:val="000000"/>
-        </w:rPr>
-        <w:t xml:space="preserve">(</w:t>
+          <w:color w:val="ff0000"/>
+        </w:rPr>
+        <w:t xml:space="preserve">statistics:</w:t>
+      </w:r>
+      <w:r>
+        <w:br/>
+        <w:t xml:space="preserve"/>
+      </w:r>
+      <w:r>
+        <w:rPr>
+          <w:color w:val="000000"/>
+        </w:rPr>
+        <w:t xml:space="preserve">  </w:t>
       </w:r>
       <w:r>
         <w:rPr>
@@ -3627,19 +3696,398 @@
         <w:rPr>
           <w:color w:val="000000"/>
         </w:rPr>
-        <w:t xml:space="preserve">{distance_decay} </w:t>
-      </w:r>
-      <w:r>
-        <w:rPr>
-          <w:color w:val="000000"/>
-        </w:rPr>
-        <w:t xml:space="preserve">*</w:t>
-      </w:r>
-      <w:r>
-        <w:rPr>
-          <w:color w:val="000000"/>
-        </w:rPr>
-        <w:t xml:space="preserve"> distance(current_area, destination_area))</w:t>
+        <w:t xml:space="preserve"> </w:t>
+      </w:r>
+      <w:r>
+        <w:rPr>
+          <w:color w:val="ff0000"/>
+        </w:rPr>
+        <w:t xml:space="preserve">name:</w:t>
+      </w:r>
+      <w:r>
+        <w:rPr>
+          <w:color w:val="000000"/>
+        </w:rPr>
+        <w:t xml:space="preserve"> </w:t>
+      </w:r>
+      <w:r>
+        <w:rPr>
+          <w:color w:val="a31515"/>
+        </w:rPr>
+        <w:t xml:space="preserve">"migration_stats"</w:t>
+      </w:r>
+      <w:r>
+        <w:br/>
+        <w:t xml:space="preserve"/>
+      </w:r>
+      <w:r>
+        <w:rPr>
+          <w:color w:val="000000"/>
+        </w:rPr>
+        <w:t xml:space="preserve">    </w:t>
+      </w:r>
+      <w:r>
+        <w:rPr>
+          <w:color w:val="ff0000"/>
+        </w:rPr>
+        <w:t xml:space="preserve">description:</w:t>
+      </w:r>
+      <w:r>
+        <w:rPr>
+          <w:color w:val="000000"/>
+        </w:rPr>
+        <w:t xml:space="preserve"> </w:t>
+      </w:r>
+      <w:r>
+        <w:rPr>
+          <w:color w:val="a31515"/>
+        </w:rPr>
+        <w:t xml:space="preserve">"Migration statistics"</w:t>
+      </w:r>
+      <w:r>
+        <w:br/>
+        <w:t xml:space="preserve"/>
+      </w:r>
+      <w:r>
+        <w:rPr>
+          <w:color w:val="000000"/>
+        </w:rPr>
+        <w:t xml:space="preserve">    </w:t>
+      </w:r>
+      <w:r>
+        <w:rPr>
+          <w:color w:val="ff0000"/>
+        </w:rPr>
+        <w:t xml:space="preserve">query:</w:t>
+      </w:r>
+      <w:r>
+        <w:rPr>
+          <w:color w:val="000000"/>
+        </w:rPr>
+        <w:t xml:space="preserve"> </w:t>
+      </w:r>
+      <w:r>
+        <w:rPr>
+          <w:color w:val="a31515"/>
+        </w:rPr>
+        <w:t xml:space="preserve">|</w:t>
+      </w:r>
+      <w:r>
+        <w:br/>
+        <w:t xml:space="preserve"/>
+      </w:r>
+      <w:r>
+        <w:rPr>
+          <w:color w:val="a31515"/>
+        </w:rPr>
+        <w:t xml:space="preserve">      SELECT </w:t>
+      </w:r>
+      <w:r>
+        <w:br/>
+        <w:t xml:space="preserve"/>
+      </w:r>
+      <w:r>
+        <w:rPr>
+          <w:color w:val="a31515"/>
+        </w:rPr>
+        <w:t xml:space="preserve">        COUNT(CASE WHEN previous_area != area THEN 1 END) as migrants,</w:t>
+      </w:r>
+      <w:r>
+        <w:br/>
+        <w:t xml:space="preserve"/>
+      </w:r>
+      <w:r>
+        <w:rPr>
+          <w:color w:val="a31515"/>
+        </w:rPr>
+        <w:t xml:space="preserve">        COUNT(*) as total,</w:t>
+      </w:r>
+      <w:r>
+        <w:br/>
+        <w:t xml:space="preserve"/>
+      </w:r>
+      <w:r>
+        <w:rPr>
+          <w:color w:val="a31515"/>
+        </w:rPr>
+        <w:t xml:space="preserve">        CAST(COUNT(CASE WHEN previous_area != area THEN 1 END) AS FLOAT) / COUNT(*) * 100 as migration_rate_pct</w:t>
+      </w:r>
+      <w:r>
+        <w:br/>
+        <w:t xml:space="preserve"/>
+      </w:r>
+      <w:r>
+        <w:rPr>
+          <w:color w:val="a31515"/>
+        </w:rPr>
+        <w:t xml:space="preserve">      FROM population</w:t>
+      </w:r>
+      <w:r>
+        <w:br/>
+        <w:t xml:space="preserve"/>
+      </w:r>
+      <w:r>
+        <w:rPr>
+          <w:color w:val="a31515"/>
+        </w:rPr>
+        <w:t xml:space="preserve">      WHERE alive = true</w:t>
+      </w:r>
+      <w:r>
+        <w:br/>
+        <w:t xml:space="preserve"/>
+      </w:r>
+      <w:r>
+        <w:rPr>
+          <w:color w:val="000000"/>
+        </w:rPr>
+        <w:t xml:space="preserve">  </w:t>
+      </w:r>
+      <w:r>
+        <w:br/>
+        <w:t xml:space="preserve"/>
+      </w:r>
+      <w:r>
+        <w:rPr>
+          <w:color w:val="000000"/>
+        </w:rPr>
+        <w:t xml:space="preserve">  </w:t>
+      </w:r>
+      <w:r>
+        <w:rPr>
+          <w:color w:val="000000"/>
+        </w:rPr>
+        <w:t xml:space="preserve">-</w:t>
+      </w:r>
+      <w:r>
+        <w:rPr>
+          <w:color w:val="000000"/>
+        </w:rPr>
+        <w:t xml:space="preserve"> </w:t>
+      </w:r>
+      <w:r>
+        <w:rPr>
+          <w:color w:val="ff0000"/>
+        </w:rPr>
+        <w:t xml:space="preserve">name:</w:t>
+      </w:r>
+      <w:r>
+        <w:rPr>
+          <w:color w:val="000000"/>
+        </w:rPr>
+        <w:t xml:space="preserve"> </w:t>
+      </w:r>
+      <w:r>
+        <w:rPr>
+          <w:color w:val="a31515"/>
+        </w:rPr>
+        <w:t xml:space="preserve">"migration_by_age"</w:t>
+      </w:r>
+      <w:r>
+        <w:br/>
+        <w:t xml:space="preserve"/>
+      </w:r>
+      <w:r>
+        <w:rPr>
+          <w:color w:val="000000"/>
+        </w:rPr>
+        <w:t xml:space="preserve">    </w:t>
+      </w:r>
+      <w:r>
+        <w:rPr>
+          <w:color w:val="ff0000"/>
+        </w:rPr>
+        <w:t xml:space="preserve">description:</w:t>
+      </w:r>
+      <w:r>
+        <w:rPr>
+          <w:color w:val="000000"/>
+        </w:rPr>
+        <w:t xml:space="preserve"> </w:t>
+      </w:r>
+      <w:r>
+        <w:rPr>
+          <w:color w:val="a31515"/>
+        </w:rPr>
+        <w:t xml:space="preserve">"Migration by age group"</w:t>
+      </w:r>
+      <w:r>
+        <w:br/>
+        <w:t xml:space="preserve"/>
+      </w:r>
+      <w:r>
+        <w:rPr>
+          <w:color w:val="000000"/>
+        </w:rPr>
+        <w:t xml:space="preserve">    </w:t>
+      </w:r>
+      <w:r>
+        <w:rPr>
+          <w:color w:val="ff0000"/>
+        </w:rPr>
+        <w:t xml:space="preserve">query:</w:t>
+      </w:r>
+      <w:r>
+        <w:rPr>
+          <w:color w:val="000000"/>
+        </w:rPr>
+        <w:t xml:space="preserve"> </w:t>
+      </w:r>
+      <w:r>
+        <w:rPr>
+          <w:color w:val="a31515"/>
+        </w:rPr>
+        <w:t xml:space="preserve">|</w:t>
+      </w:r>
+      <w:r>
+        <w:br/>
+        <w:t xml:space="preserve"/>
+      </w:r>
+      <w:r>
+        <w:rPr>
+          <w:color w:val="a31515"/>
+        </w:rPr>
+        <w:t xml:space="preserve">      SELECT </w:t>
+      </w:r>
+      <w:r>
+        <w:br/>
+        <w:t xml:space="preserve"/>
+      </w:r>
+      <w:r>
+        <w:rPr>
+          <w:color w:val="a31515"/>
+        </w:rPr>
+        <w:t xml:space="preserve">        CASE </w:t>
+      </w:r>
+      <w:r>
+        <w:br/>
+        <w:t xml:space="preserve"/>
+      </w:r>
+      <w:r>
+        <w:rPr>
+          <w:color w:val="a31515"/>
+        </w:rPr>
+        <w:t xml:space="preserve">          WHEN age &lt; 18 THEN '0-17'</w:t>
+      </w:r>
+      <w:r>
+        <w:br/>
+        <w:t xml:space="preserve"/>
+      </w:r>
+      <w:r>
+        <w:rPr>
+          <w:color w:val="a31515"/>
+        </w:rPr>
+        <w:t xml:space="preserve">          WHEN age &lt; 35 THEN '18-34'</w:t>
+      </w:r>
+      <w:r>
+        <w:br/>
+        <w:t xml:space="preserve"/>
+      </w:r>
+      <w:r>
+        <w:rPr>
+          <w:color w:val="a31515"/>
+        </w:rPr>
+        <w:t xml:space="preserve">          WHEN age &lt; 65 THEN '35-64'</w:t>
+      </w:r>
+      <w:r>
+        <w:br/>
+        <w:t xml:space="preserve"/>
+      </w:r>
+      <w:r>
+        <w:rPr>
+          <w:color w:val="a31515"/>
+        </w:rPr>
+        <w:t xml:space="preserve">          ELSE '65+'</w:t>
+      </w:r>
+      <w:r>
+        <w:br/>
+        <w:t xml:space="preserve"/>
+      </w:r>
+      <w:r>
+        <w:rPr>
+          <w:color w:val="a31515"/>
+        </w:rPr>
+        <w:t xml:space="preserve">        END as age_group,</w:t>
+      </w:r>
+      <w:r>
+        <w:br/>
+        <w:t xml:space="preserve"/>
+      </w:r>
+      <w:r>
+        <w:rPr>
+          <w:color w:val="a31515"/>
+        </w:rPr>
+        <w:t xml:space="preserve">        COUNT(CASE WHEN previous_area != area THEN 1 END) as migrants,</w:t>
+      </w:r>
+      <w:r>
+        <w:br/>
+        <w:t xml:space="preserve"/>
+      </w:r>
+      <w:r>
+        <w:rPr>
+          <w:color w:val="a31515"/>
+        </w:rPr>
+        <w:t xml:space="preserve">        COUNT(*) as total,</w:t>
+      </w:r>
+      <w:r>
+        <w:br/>
+        <w:t xml:space="preserve"/>
+      </w:r>
+      <w:r>
+        <w:rPr>
+          <w:color w:val="a31515"/>
+        </w:rPr>
+        <w:t xml:space="preserve">        CAST(COUNT(CASE WHEN previous_area != area THEN 1 END) AS FLOAT) / COUNT(*) * 100 as migration_rate_pct</w:t>
+      </w:r>
+      <w:r>
+        <w:br/>
+        <w:t xml:space="preserve"/>
+      </w:r>
+      <w:r>
+        <w:rPr>
+          <w:color w:val="a31515"/>
+        </w:rPr>
+        <w:t xml:space="preserve">      FROM population</w:t>
+      </w:r>
+      <w:r>
+        <w:br/>
+        <w:t xml:space="preserve"/>
+      </w:r>
+      <w:r>
+        <w:rPr>
+          <w:color w:val="a31515"/>
+        </w:rPr>
+        <w:t xml:space="preserve">      WHERE alive = true</w:t>
+      </w:r>
+      <w:r>
+        <w:br/>
+        <w:t xml:space="preserve"/>
+      </w:r>
+      <w:r>
+        <w:rPr>
+          <w:color w:val="a31515"/>
+        </w:rPr>
+        <w:t xml:space="preserve">      GROUP BY age_group</w:t>
+      </w:r>
+    </w:p>
+    <w:p>
+      <w:r>
+        <w:t xml:space="preserve">Statistics are computed each iteration and displayed in the output, providing real-time feedback on model behavior.</w:t>
+      </w:r>
+    </w:p>
+    <w:p>
+      <w:pPr>
+        <w:pStyle w:val="Heading2"/>
+      </w:pPr>
+      <w:r>
+        <w:rPr>
+          <w:rFonts w:ascii="Arial" w:cs="Arial" w:eastAsia="SimHei" w:hAnsi="Arial"/>
+          <w:b/>
+          <w:bCs/>
+          <w:color w:val="171717"/>
+          <w:sz w:val="42"/>
+          <w:szCs w:val="42"/>
+        </w:rPr>
+        <w:t xml:space="preserve">4. Advantages and Implications</w:t>
       </w:r>
     </w:p>
     <w:p>
@@ -3655,12 +4103,293 @@
           <w:sz w:val="34"/>
           <w:szCs w:val="34"/>
         </w:rPr>
-        <w:t xml:space="preserve">5.3 Household Migration</w:t>
-      </w:r>
-    </w:p>
-    <w:p>
-      <w:r>
-        <w:t xml:space="preserve">Family migration can be modeled using SQL joins:</w:t>
+        <w:t xml:space="preserve">4.1 Accessibility and Model Transparency</w:t>
+      </w:r>
+    </w:p>
+    <w:p>
+      <w:r>
+        <w:t xml:space="preserve">The SQL approach dramatically lowers barriers to model development. Demographers and migration researchers familiar with SQL (or learnable in hours) can specify models directly, without requiring programming expertise. The specification remains executable and auditable—the model is the code.</w:t>
+      </w:r>
+    </w:p>
+    <w:p>
+      <w:r>
+        <w:t xml:space="preserve">This is particularly valuable in migration modeling where:</w:t>
+      </w:r>
+    </w:p>
+    <w:p>
+      <w:pPr>
+        <w:pStyle w:val="ListParagraph"/>
+        <w:pStyle w:val="ListParagraph"/>
+        <w:numPr>
+          <w:ilvl w:val="0"/>
+          <w:numId w:val="1"/>
+        </w:numPr>
+      </w:pPr>
+      <w:r>
+        <w:t xml:space="preserve">Age-specific migration rates can be easily updated</w:t>
+      </w:r>
+    </w:p>
+    <w:p>
+      <w:pPr>
+        <w:pStyle w:val="ListParagraph"/>
+        <w:pStyle w:val="ListParagraph"/>
+        <w:numPr>
+          <w:ilvl w:val="0"/>
+          <w:numId w:val="1"/>
+        </w:numPr>
+      </w:pPr>
+      <w:r>
+        <w:t xml:space="preserve">New destination choice mechanisms can be added</w:t>
+      </w:r>
+    </w:p>
+    <w:p>
+      <w:pPr>
+        <w:pStyle w:val="ListParagraph"/>
+        <w:pStyle w:val="ListParagraph"/>
+        <w:numPr>
+          <w:ilvl w:val="0"/>
+          <w:numId w:val="1"/>
+        </w:numPr>
+      </w:pPr>
+      <w:r>
+        <w:t xml:space="preserve">Regional attractiveness factors can be incorporated</w:t>
+      </w:r>
+    </w:p>
+    <w:p>
+      <w:pPr>
+        <w:pStyle w:val="ListParagraph"/>
+        <w:pStyle w:val="ListParagraph"/>
+        <w:numPr>
+          <w:ilvl w:val="0"/>
+          <w:numId w:val="1"/>
+        </w:numPr>
+      </w:pPr>
+      <w:r>
+        <w:t xml:space="preserve">Migration corridors can be defined explicitly</w:t>
+      </w:r>
+    </w:p>
+    <w:p>
+      <w:r>
+        <w:t xml:space="preserve">The configuration file serves as both documentation and executable specification, reducing the gap between model conceptualization and implementation.</w:t>
+      </w:r>
+    </w:p>
+    <w:p>
+      <w:pPr>
+        <w:pStyle w:val="Heading3"/>
+      </w:pPr>
+      <w:r>
+        <w:rPr>
+          <w:rFonts w:ascii="Arial" w:cs="Arial" w:eastAsia="SimHei" w:hAnsi="Arial"/>
+          <w:b/>
+          <w:bCs/>
+          <w:color w:val="171717"/>
+          <w:sz w:val="34"/>
+          <w:szCs w:val="34"/>
+        </w:rPr>
+        <w:t xml:space="preserve">4.2 Performance</w:t>
+      </w:r>
+    </w:p>
+    <w:p>
+      <w:r>
+        <w:t xml:space="preserve">SQL engines are highly optimized for set-based operations. A single SQL UPDATE can process millions of individuals efficiently, using indexes, vectorized execution, and query optimization. Migration calculations are particularly amenable to set-based operations, as migration probabilities are typically applied uniformly to population subsets defined by age groups.</w:t>
+      </w:r>
+    </w:p>
+    <w:p>
+      <w:r>
+        <w:t xml:space="preserve">In the Talos implementation, a pure Go SQLite engine runs entirely in memory, eliminating I/O bottlenecks while maintaining full SQL expressiveness. The system can process populations of 100,000 individuals with annual migration updates in seconds on commodity hardware.</w:t>
+      </w:r>
+    </w:p>
+    <w:p>
+      <w:pPr>
+        <w:pStyle w:val="Heading3"/>
+      </w:pPr>
+      <w:r>
+        <w:rPr>
+          <w:rFonts w:ascii="Arial" w:cs="Arial" w:eastAsia="SimHei" w:hAnsi="Arial"/>
+          <w:b/>
+          <w:bCs/>
+          <w:color w:val="171717"/>
+          <w:sz w:val="34"/>
+          <w:szCs w:val="34"/>
+        </w:rPr>
+        <w:t xml:space="preserve">4.3 Model Reuse and Composition</w:t>
+      </w:r>
+    </w:p>
+    <w:p>
+      <w:r>
+        <w:t xml:space="preserve">SQL's relational algebra provides natural composition mechanisms. Migration models can reference derived tables, use subqueries, or join across data sources. This enables the ability to link data sets together—the true strength of microsimulation.</w:t>
+      </w:r>
+    </w:p>
+    <w:p>
+      <w:r>
+        <w:t xml:space="preserve">For migration modeling, this means:</w:t>
+      </w:r>
+    </w:p>
+    <w:p>
+      <w:pPr>
+        <w:pStyle w:val="ListParagraph"/>
+        <w:pStyle w:val="ListParagraph"/>
+        <w:numPr>
+          <w:ilvl w:val="0"/>
+          <w:numId w:val="1"/>
+        </w:numPr>
+      </w:pPr>
+      <w:r>
+        <w:t xml:space="preserve">Destination choice can depend on regional characteristics stored in external tables</w:t>
+      </w:r>
+    </w:p>
+    <w:p>
+      <w:pPr>
+        <w:pStyle w:val="ListParagraph"/>
+        <w:pStyle w:val="ListParagraph"/>
+        <w:numPr>
+          <w:ilvl w:val="0"/>
+          <w:numId w:val="1"/>
+        </w:numPr>
+      </w:pPr>
+      <w:r>
+        <w:t xml:space="preserve">Migration flows can be calibrated to external constraints</w:t>
+      </w:r>
+    </w:p>
+    <w:p>
+      <w:pPr>
+        <w:pStyle w:val="ListParagraph"/>
+        <w:pStyle w:val="ListParagraph"/>
+        <w:numPr>
+          <w:ilvl w:val="0"/>
+          <w:numId w:val="1"/>
+        </w:numPr>
+      </w:pPr>
+      <w:r>
+        <w:t xml:space="preserve">Multiple migration types (internal, international) can be modeled together</w:t>
+      </w:r>
+    </w:p>
+    <w:p>
+      <w:pPr>
+        <w:pStyle w:val="ListParagraph"/>
+        <w:pStyle w:val="ListParagraph"/>
+        <w:numPr>
+          <w:ilvl w:val="0"/>
+          <w:numId w:val="1"/>
+        </w:numPr>
+      </w:pPr>
+      <w:r>
+        <w:t xml:space="preserve">Household-level migration can be implemented using joins on household identifiers</w:t>
+      </w:r>
+    </w:p>
+    <w:p>
+      <w:pPr>
+        <w:pStyle w:val="Heading3"/>
+      </w:pPr>
+      <w:r>
+        <w:rPr>
+          <w:rFonts w:ascii="Arial" w:cs="Arial" w:eastAsia="SimHei" w:hAnsi="Arial"/>
+          <w:b/>
+          <w:bCs/>
+          <w:color w:val="171717"/>
+          <w:sz w:val="34"/>
+          <w:szCs w:val="34"/>
+        </w:rPr>
+        <w:t xml:space="preserve">4.4 Implementation Considerations</w:t>
+      </w:r>
+    </w:p>
+    <w:p>
+      <w:r>
+        <w:t xml:space="preserve">The approach is feasible with any SQL engine. The Talos implementation uses a pure Go SQLite engine, eliminating external dependencies and enabling single-binary deployment. SQLite's in-memory capability supports fast iteration while maintaining full SQL expressiveness. The implementation is designed for:</w:t>
+      </w:r>
+    </w:p>
+    <w:p>
+      <w:pPr>
+        <w:pStyle w:val="ListParagraph"/>
+        <w:pStyle w:val="ListParagraph"/>
+        <w:numPr>
+          <w:ilvl w:val="0"/>
+          <w:numId w:val="1"/>
+        </w:numPr>
+      </w:pPr>
+      <w:r>
+        <w:t xml:space="preserve">Cross-platform compatibility (Linux, Windows, macOS)</w:t>
+      </w:r>
+    </w:p>
+    <w:p>
+      <w:pPr>
+        <w:pStyle w:val="ListParagraph"/>
+        <w:pStyle w:val="ListParagraph"/>
+        <w:numPr>
+          <w:ilvl w:val="0"/>
+          <w:numId w:val="1"/>
+        </w:numPr>
+      </w:pPr>
+      <w:r>
+        <w:t xml:space="preserve">Zero installation requirements</w:t>
+      </w:r>
+    </w:p>
+    <w:p>
+      <w:pPr>
+        <w:pStyle w:val="ListParagraph"/>
+        <w:pStyle w:val="ListParagraph"/>
+        <w:numPr>
+          <w:ilvl w:val="0"/>
+          <w:numId w:val="1"/>
+        </w:numPr>
+      </w:pPr>
+      <w:r>
+        <w:t xml:space="preserve">Rapid prototyping of migration scenarios</w:t>
+      </w:r>
+    </w:p>
+    <w:p>
+      <w:pPr>
+        <w:pStyle w:val="ListParagraph"/>
+        <w:pStyle w:val="ListParagraph"/>
+        <w:numPr>
+          <w:ilvl w:val="0"/>
+          <w:numId w:val="1"/>
+        </w:numPr>
+      </w:pPr>
+      <w:r>
+        <w:t xml:space="preserve">Reproducible research through fixed random seeds</w:t>
+      </w:r>
+    </w:p>
+    <w:p>
+      <w:r>
+        <w:t xml:space="preserve">The system is packaged as a single executable file with no external dependencies—researchers can download and run it without installing databases, compilers, or runtime environments.</w:t>
+      </w:r>
+    </w:p>
+    <w:p>
+      <w:pPr>
+        <w:pStyle w:val="Heading2"/>
+      </w:pPr>
+      <w:r>
+        <w:rPr>
+          <w:rFonts w:ascii="Arial" w:cs="Arial" w:eastAsia="SimHei" w:hAnsi="Arial"/>
+          <w:b/>
+          <w:bCs/>
+          <w:color w:val="171717"/>
+          <w:sz w:val="42"/>
+          <w:szCs w:val="42"/>
+        </w:rPr>
+        <w:t xml:space="preserve">5. Extending the Migration Model</w:t>
+      </w:r>
+    </w:p>
+    <w:p>
+      <w:pPr>
+        <w:pStyle w:val="Heading3"/>
+      </w:pPr>
+      <w:r>
+        <w:rPr>
+          <w:rFonts w:ascii="Arial" w:cs="Arial" w:eastAsia="SimHei" w:hAnsi="Arial"/>
+          <w:b/>
+          <w:bCs/>
+          <w:color w:val="171717"/>
+          <w:sz w:val="34"/>
+          <w:szCs w:val="34"/>
+        </w:rPr>
+        <w:t xml:space="preserve">5.1 Destination Choice</w:t>
+      </w:r>
+    </w:p>
+    <w:p>
+      <w:r>
+        <w:t xml:space="preserve">The simple random destination selection can be extended to incorporate destination attractiveness:</w:t>
       </w:r>
     </w:p>
     <w:p>
@@ -3680,7 +4409,7 @@
         <w:rPr>
           <w:color w:val="008000"/>
         </w:rPr>
-        <w:t xml:space="preserve">-- Migrate entire households together</w:t>
+        <w:t xml:space="preserve">-- Weighted random selection based on area attractiveness</w:t>
       </w:r>
       <w:r>
         <w:br/>
@@ -3724,11 +4453,39 @@
         <w:rPr>
           <w:color w:val="000000"/>
         </w:rPr>
-        <w:t xml:space="preserve"> h.new_area</w:t>
-      </w:r>
-      <w:r>
-        <w:br/>
-        <w:t xml:space="preserve"/>
+        <w:t xml:space="preserve"> (</w:t>
+      </w:r>
+      <w:r>
+        <w:br/>
+        <w:t xml:space="preserve"/>
+      </w:r>
+      <w:r>
+        <w:rPr>
+          <w:color w:val="000000"/>
+        </w:rPr>
+        <w:t xml:space="preserve">  </w:t>
+      </w:r>
+      <w:r>
+        <w:rPr>
+          <w:color w:val="0000ff"/>
+        </w:rPr>
+        <w:t xml:space="preserve">SELECT</w:t>
+      </w:r>
+      <w:r>
+        <w:rPr>
+          <w:color w:val="000000"/>
+        </w:rPr>
+        <w:t xml:space="preserve"> area</w:t>
+      </w:r>
+      <w:r>
+        <w:br/>
+        <w:t xml:space="preserve"/>
+      </w:r>
+      <w:r>
+        <w:rPr>
+          <w:color w:val="000000"/>
+        </w:rPr>
+        <w:t xml:space="preserve">  </w:t>
       </w:r>
       <w:r>
         <w:rPr>
@@ -3740,11 +4497,17 @@
         <w:rPr>
           <w:color w:val="000000"/>
         </w:rPr>
-        <w:t xml:space="preserve"> household_migration h</w:t>
-      </w:r>
-      <w:r>
-        <w:br/>
-        <w:t xml:space="preserve"/>
+        <w:t xml:space="preserve"> area_attributes</w:t>
+      </w:r>
+      <w:r>
+        <w:br/>
+        <w:t xml:space="preserve"/>
+      </w:r>
+      <w:r>
+        <w:rPr>
+          <w:color w:val="000000"/>
+        </w:rPr>
+        <w:t xml:space="preserve">  </w:t>
       </w:r>
       <w:r>
         <w:rPr>
@@ -3756,7 +4519,107 @@
         <w:rPr>
           <w:color w:val="000000"/>
         </w:rPr>
-        <w:t xml:space="preserve"> population.household_id </w:t>
+        <w:t xml:space="preserve"> random() </w:t>
+      </w:r>
+      <w:r>
+        <w:rPr>
+          <w:color w:val="000000"/>
+        </w:rPr>
+        <w:t xml:space="preserve">&lt;</w:t>
+      </w:r>
+      <w:r>
+        <w:rPr>
+          <w:color w:val="000000"/>
+        </w:rPr>
+        <w:t xml:space="preserve"> cumulative_attractiveness </w:t>
+      </w:r>
+      <w:r>
+        <w:rPr>
+          <w:color w:val="000000"/>
+        </w:rPr>
+        <w:t xml:space="preserve">/</w:t>
+      </w:r>
+      <w:r>
+        <w:rPr>
+          <w:color w:val="000000"/>
+        </w:rPr>
+        <w:t xml:space="preserve"> total_attractiveness</w:t>
+      </w:r>
+      <w:r>
+        <w:br/>
+        <w:t xml:space="preserve"/>
+      </w:r>
+      <w:r>
+        <w:rPr>
+          <w:color w:val="000000"/>
+        </w:rPr>
+        <w:t xml:space="preserve">  </w:t>
+      </w:r>
+      <w:r>
+        <w:rPr>
+          <w:color w:val="0000ff"/>
+        </w:rPr>
+        <w:t xml:space="preserve">ORDER</w:t>
+      </w:r>
+      <w:r>
+        <w:rPr>
+          <w:color w:val="000000"/>
+        </w:rPr>
+        <w:t xml:space="preserve"> </w:t>
+      </w:r>
+      <w:r>
+        <w:rPr>
+          <w:color w:val="0000ff"/>
+        </w:rPr>
+        <w:t xml:space="preserve">BY</w:t>
+      </w:r>
+      <w:r>
+        <w:rPr>
+          <w:color w:val="000000"/>
+        </w:rPr>
+        <w:t xml:space="preserve"> cumulative_attractiveness</w:t>
+      </w:r>
+      <w:r>
+        <w:br/>
+        <w:t xml:space="preserve"/>
+      </w:r>
+      <w:r>
+        <w:rPr>
+          <w:color w:val="000000"/>
+        </w:rPr>
+        <w:t xml:space="preserve">  LIMIT </w:t>
+      </w:r>
+      <w:r>
+        <w:rPr>
+          <w:color w:val="a31515"/>
+        </w:rPr>
+        <w:t xml:space="preserve">1</w:t>
+      </w:r>
+      <w:r>
+        <w:br/>
+        <w:t xml:space="preserve"/>
+      </w:r>
+      <w:r>
+        <w:rPr>
+          <w:color w:val="000000"/>
+        </w:rPr>
+        <w:t xml:space="preserve">)</w:t>
+      </w:r>
+      <w:r>
+        <w:br/>
+        <w:t xml:space="preserve"/>
+      </w:r>
+      <w:r>
+        <w:rPr>
+          <w:color w:val="0000ff"/>
+        </w:rPr>
+        <w:t xml:space="preserve">WHERE</w:t>
+      </w:r>
+      <w:r>
+        <w:rPr>
+          <w:color w:val="000000"/>
+        </w:rPr>
+        <w:t xml:space="preserve"> alive </w:t>
       </w:r>
       <w:r>
         <w:rPr>
@@ -3768,17 +4631,19 @@
         <w:rPr>
           <w:color w:val="000000"/>
         </w:rPr>
-        <w:t xml:space="preserve"> h.household_id</w:t>
-      </w:r>
-      <w:r>
-        <w:br/>
-        <w:t xml:space="preserve"/>
-      </w:r>
-      <w:r>
-        <w:rPr>
-          <w:color w:val="000000"/>
-        </w:rPr>
-        <w:t xml:space="preserve">  </w:t>
+        <w:t xml:space="preserve"> </w:t>
+      </w:r>
+      <w:r>
+        <w:rPr>
+          <w:color w:val="a31515"/>
+        </w:rPr>
+        <w:t xml:space="preserve">true</w:t>
+      </w:r>
+      <w:r>
+        <w:rPr>
+          <w:color w:val="000000"/>
+        </w:rPr>
+        <w:t xml:space="preserve"> </w:t>
       </w:r>
       <w:r>
         <w:rPr>
@@ -3790,25 +4655,19 @@
         <w:rPr>
           <w:color w:val="000000"/>
         </w:rPr>
-        <w:t xml:space="preserve"> alive </w:t>
-      </w:r>
-      <w:r>
-        <w:rPr>
-          <w:color w:val="000000"/>
-        </w:rPr>
-        <w:t xml:space="preserve">=</w:t>
-      </w:r>
-      <w:r>
-        <w:rPr>
-          <w:color w:val="000000"/>
-        </w:rPr>
-        <w:t xml:space="preserve"> </w:t>
-      </w:r>
-      <w:r>
-        <w:rPr>
-          <w:color w:val="a31515"/>
-        </w:rPr>
-        <w:t xml:space="preserve">true</w:t>
+        <w:t xml:space="preserve"> random() </w:t>
+      </w:r>
+      <w:r>
+        <w:rPr>
+          <w:color w:val="000000"/>
+        </w:rPr>
+        <w:t xml:space="preserve">&lt;</w:t>
+      </w:r>
+      <w:r>
+        <w:rPr>
+          <w:color w:val="000000"/>
+        </w:rPr>
+        <w:t xml:space="preserve"> {migration_probability}</w:t>
       </w:r>
     </w:p>
     <w:p>
@@ -3824,12 +4683,12 @@
           <w:sz w:val="34"/>
           <w:szCs w:val="34"/>
         </w:rPr>
-        <w:t xml:space="preserve">5.4 Migration Calibration</w:t>
-      </w:r>
-    </w:p>
-    <w:p>
-      <w:r>
-        <w:t xml:space="preserve">Models can be calibrated to match aggregate migration flows:</w:t>
+        <w:t xml:space="preserve">5.2 Distance-Based Migration</w:t>
+      </w:r>
+    </w:p>
+    <w:p>
+      <w:r>
+        <w:t xml:space="preserve">Migration probability can be modeled as a function of distance:</w:t>
       </w:r>
     </w:p>
     <w:p>
@@ -3849,6 +4708,392 @@
         <w:rPr>
           <w:color w:val="008000"/>
         </w:rPr>
+        <w:t xml:space="preserve">-- Migration probability decreases with distance</w:t>
+      </w:r>
+      <w:r>
+        <w:br/>
+        <w:t xml:space="preserve"/>
+      </w:r>
+      <w:r>
+        <w:rPr>
+          <w:color w:val="0000ff"/>
+        </w:rPr>
+        <w:t xml:space="preserve">UPDATE</w:t>
+      </w:r>
+      <w:r>
+        <w:rPr>
+          <w:color w:val="000000"/>
+        </w:rPr>
+        <w:t xml:space="preserve"> population </w:t>
+      </w:r>
+      <w:r>
+        <w:br/>
+        <w:t xml:space="preserve"/>
+      </w:r>
+      <w:r>
+        <w:rPr>
+          <w:color w:val="0000ff"/>
+        </w:rPr>
+        <w:t xml:space="preserve">SET</w:t>
+      </w:r>
+      <w:r>
+        <w:rPr>
+          <w:color w:val="000000"/>
+        </w:rPr>
+        <w:t xml:space="preserve"> area </w:t>
+      </w:r>
+      <w:r>
+        <w:rPr>
+          <w:color w:val="000000"/>
+        </w:rPr>
+        <w:t xml:space="preserve">=</w:t>
+      </w:r>
+      <w:r>
+        <w:rPr>
+          <w:color w:val="000000"/>
+        </w:rPr>
+        <w:t xml:space="preserve"> destination_area</w:t>
+      </w:r>
+      <w:r>
+        <w:br/>
+        <w:t xml:space="preserve"/>
+      </w:r>
+      <w:r>
+        <w:rPr>
+          <w:color w:val="0000ff"/>
+        </w:rPr>
+        <w:t xml:space="preserve">WHERE</w:t>
+      </w:r>
+      <w:r>
+        <w:rPr>
+          <w:color w:val="000000"/>
+        </w:rPr>
+        <w:t xml:space="preserve"> alive </w:t>
+      </w:r>
+      <w:r>
+        <w:rPr>
+          <w:color w:val="000000"/>
+        </w:rPr>
+        <w:t xml:space="preserve">=</w:t>
+      </w:r>
+      <w:r>
+        <w:rPr>
+          <w:color w:val="000000"/>
+        </w:rPr>
+        <w:t xml:space="preserve"> </w:t>
+      </w:r>
+      <w:r>
+        <w:rPr>
+          <w:color w:val="a31515"/>
+        </w:rPr>
+        <w:t xml:space="preserve">true</w:t>
+      </w:r>
+      <w:r>
+        <w:rPr>
+          <w:color w:val="000000"/>
+        </w:rPr>
+        <w:t xml:space="preserve"> </w:t>
+      </w:r>
+      <w:r>
+        <w:rPr>
+          <w:color w:val="0000ff"/>
+        </w:rPr>
+        <w:t xml:space="preserve">AND</w:t>
+      </w:r>
+      <w:r>
+        <w:rPr>
+          <w:color w:val="000000"/>
+        </w:rPr>
+        <w:t xml:space="preserve"> random() </w:t>
+      </w:r>
+      <w:r>
+        <w:rPr>
+          <w:color w:val="000000"/>
+        </w:rPr>
+        <w:t xml:space="preserve">&lt;</w:t>
+      </w:r>
+      <w:r>
+        <w:rPr>
+          <w:color w:val="000000"/>
+        </w:rPr>
+        <w:t xml:space="preserve"> </w:t>
+      </w:r>
+      <w:r>
+        <w:br/>
+        <w:t xml:space="preserve"/>
+      </w:r>
+      <w:r>
+        <w:rPr>
+          <w:color w:val="000000"/>
+        </w:rPr>
+        <w:t xml:space="preserve">  {base_probability} </w:t>
+      </w:r>
+      <w:r>
+        <w:rPr>
+          <w:color w:val="000000"/>
+        </w:rPr>
+        <w:t xml:space="preserve">*</w:t>
+      </w:r>
+      <w:r>
+        <w:rPr>
+          <w:color w:val="000000"/>
+        </w:rPr>
+        <w:t xml:space="preserve"> </w:t>
+      </w:r>
+      <w:r>
+        <w:rPr>
+          <w:color w:val="0000ff"/>
+        </w:rPr>
+        <w:t xml:space="preserve">exp</w:t>
+      </w:r>
+      <w:r>
+        <w:rPr>
+          <w:color w:val="000000"/>
+        </w:rPr>
+        <w:t xml:space="preserve">(</w:t>
+      </w:r>
+      <w:r>
+        <w:rPr>
+          <w:color w:val="000000"/>
+        </w:rPr>
+        <w:t xml:space="preserve">-</w:t>
+      </w:r>
+      <w:r>
+        <w:rPr>
+          <w:color w:val="000000"/>
+        </w:rPr>
+        <w:t xml:space="preserve">{distance_decay} </w:t>
+      </w:r>
+      <w:r>
+        <w:rPr>
+          <w:color w:val="000000"/>
+        </w:rPr>
+        <w:t xml:space="preserve">*</w:t>
+      </w:r>
+      <w:r>
+        <w:rPr>
+          <w:color w:val="000000"/>
+        </w:rPr>
+        <w:t xml:space="preserve"> distance(current_area, destination_area))</w:t>
+      </w:r>
+    </w:p>
+    <w:p>
+      <w:r>
+        <w:t xml:space="preserve">This requires defining a distance function between areas, which can be implemented as a SQL function or look-up table.</w:t>
+      </w:r>
+    </w:p>
+    <w:p>
+      <w:pPr>
+        <w:pStyle w:val="Heading3"/>
+      </w:pPr>
+      <w:r>
+        <w:rPr>
+          <w:rFonts w:ascii="Arial" w:cs="Arial" w:eastAsia="SimHei" w:hAnsi="Arial"/>
+          <w:b/>
+          <w:bCs/>
+          <w:color w:val="171717"/>
+          <w:sz w:val="34"/>
+          <w:szCs w:val="34"/>
+        </w:rPr>
+        <w:t xml:space="preserve">5.3 Household Migration</w:t>
+      </w:r>
+    </w:p>
+    <w:p>
+      <w:r>
+        <w:t xml:space="preserve">Family migration can be modeled using SQL joins:</w:t>
+      </w:r>
+    </w:p>
+    <w:p>
+      <w:pPr>
+        <w:pStyle w:val="CodeBlock"/>
+        <w:pBdr>
+          <w:top w:val="single" w:color="f5f5f5" w:sz="6" w:space="10"/>
+          <w:bottom w:val="single" w:color="f5f5f5" w:sz="6" w:space="10"/>
+          <w:left w:val="single" w:color="f5f5f5" w:sz="6" w:space="10"/>
+          <w:right w:val="single" w:color="f5f5f5" w:sz="6" w:space="10"/>
+        </w:pBdr>
+        <w:shd w:fill="f5f5f5"/>
+        <w:wordWrap w:val="0"/>
+        <w:ind w:left="200" w:right="200"/>
+      </w:pPr>
+      <w:r>
+        <w:rPr>
+          <w:color w:val="008000"/>
+        </w:rPr>
+        <w:t xml:space="preserve">-- Migrate entire households together</w:t>
+      </w:r>
+      <w:r>
+        <w:br/>
+        <w:t xml:space="preserve"/>
+      </w:r>
+      <w:r>
+        <w:rPr>
+          <w:color w:val="0000ff"/>
+        </w:rPr>
+        <w:t xml:space="preserve">UPDATE</w:t>
+      </w:r>
+      <w:r>
+        <w:rPr>
+          <w:color w:val="000000"/>
+        </w:rPr>
+        <w:t xml:space="preserve"> population </w:t>
+      </w:r>
+      <w:r>
+        <w:br/>
+        <w:t xml:space="preserve"/>
+      </w:r>
+      <w:r>
+        <w:rPr>
+          <w:color w:val="0000ff"/>
+        </w:rPr>
+        <w:t xml:space="preserve">SET</w:t>
+      </w:r>
+      <w:r>
+        <w:rPr>
+          <w:color w:val="000000"/>
+        </w:rPr>
+        <w:t xml:space="preserve"> area </w:t>
+      </w:r>
+      <w:r>
+        <w:rPr>
+          <w:color w:val="000000"/>
+        </w:rPr>
+        <w:t xml:space="preserve">=</w:t>
+      </w:r>
+      <w:r>
+        <w:rPr>
+          <w:color w:val="000000"/>
+        </w:rPr>
+        <w:t xml:space="preserve"> h.new_area</w:t>
+      </w:r>
+      <w:r>
+        <w:br/>
+        <w:t xml:space="preserve"/>
+      </w:r>
+      <w:r>
+        <w:rPr>
+          <w:color w:val="0000ff"/>
+        </w:rPr>
+        <w:t xml:space="preserve">FROM</w:t>
+      </w:r>
+      <w:r>
+        <w:rPr>
+          <w:color w:val="000000"/>
+        </w:rPr>
+        <w:t xml:space="preserve"> household_migration h</w:t>
+      </w:r>
+      <w:r>
+        <w:br/>
+        <w:t xml:space="preserve"/>
+      </w:r>
+      <w:r>
+        <w:rPr>
+          <w:color w:val="0000ff"/>
+        </w:rPr>
+        <w:t xml:space="preserve">WHERE</w:t>
+      </w:r>
+      <w:r>
+        <w:rPr>
+          <w:color w:val="000000"/>
+        </w:rPr>
+        <w:t xml:space="preserve"> population.household_id </w:t>
+      </w:r>
+      <w:r>
+        <w:rPr>
+          <w:color w:val="000000"/>
+        </w:rPr>
+        <w:t xml:space="preserve">=</w:t>
+      </w:r>
+      <w:r>
+        <w:rPr>
+          <w:color w:val="000000"/>
+        </w:rPr>
+        <w:t xml:space="preserve"> h.household_id</w:t>
+      </w:r>
+      <w:r>
+        <w:br/>
+        <w:t xml:space="preserve"/>
+      </w:r>
+      <w:r>
+        <w:rPr>
+          <w:color w:val="000000"/>
+        </w:rPr>
+        <w:t xml:space="preserve">  </w:t>
+      </w:r>
+      <w:r>
+        <w:rPr>
+          <w:color w:val="0000ff"/>
+        </w:rPr>
+        <w:t xml:space="preserve">AND</w:t>
+      </w:r>
+      <w:r>
+        <w:rPr>
+          <w:color w:val="000000"/>
+        </w:rPr>
+        <w:t xml:space="preserve"> alive </w:t>
+      </w:r>
+      <w:r>
+        <w:rPr>
+          <w:color w:val="000000"/>
+        </w:rPr>
+        <w:t xml:space="preserve">=</w:t>
+      </w:r>
+      <w:r>
+        <w:rPr>
+          <w:color w:val="000000"/>
+        </w:rPr>
+        <w:t xml:space="preserve"> </w:t>
+      </w:r>
+      <w:r>
+        <w:rPr>
+          <w:color w:val="a31515"/>
+        </w:rPr>
+        <w:t xml:space="preserve">true</w:t>
+      </w:r>
+    </w:p>
+    <w:p>
+      <w:r>
+        <w:t xml:space="preserve">This assumes a household_migration table has been populated with destination areas for households that choose to move.</w:t>
+      </w:r>
+    </w:p>
+    <w:p>
+      <w:pPr>
+        <w:pStyle w:val="Heading3"/>
+      </w:pPr>
+      <w:r>
+        <w:rPr>
+          <w:rFonts w:ascii="Arial" w:cs="Arial" w:eastAsia="SimHei" w:hAnsi="Arial"/>
+          <w:b/>
+          <w:bCs/>
+          <w:color w:val="171717"/>
+          <w:sz w:val="34"/>
+          <w:szCs w:val="34"/>
+        </w:rPr>
+        <w:t xml:space="preserve">5.4 Migration Calibration</w:t>
+      </w:r>
+    </w:p>
+    <w:p>
+      <w:r>
+        <w:t xml:space="preserve">Models can be calibrated to match aggregate migration flows:</w:t>
+      </w:r>
+    </w:p>
+    <w:p>
+      <w:pPr>
+        <w:pStyle w:val="CodeBlock"/>
+        <w:pBdr>
+          <w:top w:val="single" w:color="f5f5f5" w:sz="6" w:space="10"/>
+          <w:bottom w:val="single" w:color="f5f5f5" w:sz="6" w:space="10"/>
+          <w:left w:val="single" w:color="f5f5f5" w:sz="6" w:space="10"/>
+          <w:right w:val="single" w:color="f5f5f5" w:sz="6" w:space="10"/>
+        </w:pBdr>
+        <w:shd w:fill="f5f5f5"/>
+        <w:wordWrap w:val="0"/>
+        <w:ind w:left="200" w:right="200"/>
+      </w:pPr>
+      <w:r>
+        <w:rPr>
+          <w:color w:val="008000"/>
+        </w:rPr>
         <w:t xml:space="preserve">-- Apply IPF-style calibration to migration probabilities</w:t>
       </w:r>
       <w:r>
@@ -3990,6 +5235,448 @@
           <w:color w:val="000000"/>
         </w:rPr>
         <w:t xml:space="preserve"> target_origin</w:t>
+      </w:r>
+    </w:p>
+    <w:p>
+      <w:r>
+        <w:t xml:space="preserve">This allows the model to be adjusted to match observed migration patterns at aggregate levels.</w:t>
+      </w:r>
+    </w:p>
+    <w:p>
+      <w:pPr>
+        <w:pStyle w:val="Heading3"/>
+      </w:pPr>
+      <w:r>
+        <w:rPr>
+          <w:rFonts w:ascii="Arial" w:cs="Arial" w:eastAsia="SimHei" w:hAnsi="Arial"/>
+          <w:b/>
+          <w:bCs/>
+          <w:color w:val="171717"/>
+          <w:sz w:val="34"/>
+          <w:szCs w:val="34"/>
+        </w:rPr>
+        <w:t xml:space="preserve">5.5 Regional Attractiveness</w:t>
+      </w:r>
+    </w:p>
+    <w:p>
+      <w:r>
+        <w:t xml:space="preserve">Migration destination choice can be modeled using regional characteristics:</w:t>
+      </w:r>
+    </w:p>
+    <w:p>
+      <w:pPr>
+        <w:pStyle w:val="CodeBlock"/>
+        <w:pBdr>
+          <w:top w:val="single" w:color="f5f5f5" w:sz="6" w:space="10"/>
+          <w:bottom w:val="single" w:color="f5f5f5" w:sz="6" w:space="10"/>
+          <w:left w:val="single" w:color="f5f5f5" w:sz="6" w:space="10"/>
+          <w:right w:val="single" w:color="f5f5f5" w:sz="6" w:space="10"/>
+        </w:pBdr>
+        <w:shd w:fill="f5f5f5"/>
+        <w:wordWrap w:val="0"/>
+        <w:ind w:left="200" w:right="200"/>
+      </w:pPr>
+      <w:r>
+        <w:rPr>
+          <w:color w:val="008000"/>
+        </w:rPr>
+        <w:t xml:space="preserve">-- Destination choice based on multiple factors</w:t>
+      </w:r>
+      <w:r>
+        <w:br/>
+        <w:t xml:space="preserve"/>
+      </w:r>
+      <w:r>
+        <w:rPr>
+          <w:color w:val="0000ff"/>
+        </w:rPr>
+        <w:t xml:space="preserve">UPDATE</w:t>
+      </w:r>
+      <w:r>
+        <w:rPr>
+          <w:color w:val="000000"/>
+        </w:rPr>
+        <w:t xml:space="preserve"> population </w:t>
+      </w:r>
+      <w:r>
+        <w:br/>
+        <w:t xml:space="preserve"/>
+      </w:r>
+      <w:r>
+        <w:rPr>
+          <w:color w:val="0000ff"/>
+        </w:rPr>
+        <w:t xml:space="preserve">SET</w:t>
+      </w:r>
+      <w:r>
+        <w:rPr>
+          <w:color w:val="000000"/>
+        </w:rPr>
+        <w:t xml:space="preserve"> area </w:t>
+      </w:r>
+      <w:r>
+        <w:rPr>
+          <w:color w:val="000000"/>
+        </w:rPr>
+        <w:t xml:space="preserve">=</w:t>
+      </w:r>
+      <w:r>
+        <w:rPr>
+          <w:color w:val="000000"/>
+        </w:rPr>
+        <w:t xml:space="preserve"> </w:t>
+      </w:r>
+      <w:r>
+        <w:br/>
+        <w:t xml:space="preserve"/>
+      </w:r>
+      <w:r>
+        <w:rPr>
+          <w:color w:val="000000"/>
+        </w:rPr>
+        <w:t xml:space="preserve">  </w:t>
+      </w:r>
+      <w:r>
+        <w:rPr>
+          <w:color w:val="0000ff"/>
+        </w:rPr>
+        <w:t xml:space="preserve">CASE</w:t>
+      </w:r>
+      <w:r>
+        <w:rPr>
+          <w:color w:val="000000"/>
+        </w:rPr>
+        <w:t xml:space="preserve"> </w:t>
+      </w:r>
+      <w:r>
+        <w:br/>
+        <w:t xml:space="preserve"/>
+      </w:r>
+      <w:r>
+        <w:rPr>
+          <w:color w:val="000000"/>
+        </w:rPr>
+        <w:t xml:space="preserve">    </w:t>
+      </w:r>
+      <w:r>
+        <w:rPr>
+          <w:color w:val="0000ff"/>
+        </w:rPr>
+        <w:t xml:space="preserve">WHEN</w:t>
+      </w:r>
+      <w:r>
+        <w:rPr>
+          <w:color w:val="000000"/>
+        </w:rPr>
+        <w:t xml:space="preserve"> random() </w:t>
+      </w:r>
+      <w:r>
+        <w:rPr>
+          <w:color w:val="000000"/>
+        </w:rPr>
+        <w:t xml:space="preserve">&lt;</w:t>
+      </w:r>
+      <w:r>
+        <w:rPr>
+          <w:color w:val="000000"/>
+        </w:rPr>
+        <w:t xml:space="preserve"> {migration_probability} </w:t>
+      </w:r>
+      <w:r>
+        <w:rPr>
+          <w:color w:val="0000ff"/>
+        </w:rPr>
+        <w:t xml:space="preserve">THEN</w:t>
+      </w:r>
+      <w:r>
+        <w:rPr>
+          <w:color w:val="000000"/>
+        </w:rPr>
+        <w:t xml:space="preserve"> </w:t>
+      </w:r>
+      <w:r>
+        <w:br/>
+        <w:t xml:space="preserve"/>
+      </w:r>
+      <w:r>
+        <w:rPr>
+          <w:color w:val="000000"/>
+        </w:rPr>
+        <w:t xml:space="preserve">      (</w:t>
+      </w:r>
+      <w:r>
+        <w:rPr>
+          <w:color w:val="0000ff"/>
+        </w:rPr>
+        <w:t xml:space="preserve">SELECT</w:t>
+      </w:r>
+      <w:r>
+        <w:rPr>
+          <w:color w:val="000000"/>
+        </w:rPr>
+        <w:t xml:space="preserve"> area </w:t>
+      </w:r>
+      <w:r>
+        <w:br/>
+        <w:t xml:space="preserve"/>
+      </w:r>
+      <w:r>
+        <w:rPr>
+          <w:color w:val="000000"/>
+        </w:rPr>
+        <w:t xml:space="preserve">       </w:t>
+      </w:r>
+      <w:r>
+        <w:rPr>
+          <w:color w:val="0000ff"/>
+        </w:rPr>
+        <w:t xml:space="preserve">FROM</w:t>
+      </w:r>
+      <w:r>
+        <w:rPr>
+          <w:color w:val="000000"/>
+        </w:rPr>
+        <w:t xml:space="preserve"> area_attributes </w:t>
+      </w:r>
+      <w:r>
+        <w:br/>
+        <w:t xml:space="preserve"/>
+      </w:r>
+      <w:r>
+        <w:rPr>
+          <w:color w:val="000000"/>
+        </w:rPr>
+        <w:t xml:space="preserve">       </w:t>
+      </w:r>
+      <w:r>
+        <w:rPr>
+          <w:color w:val="0000ff"/>
+        </w:rPr>
+        <w:t xml:space="preserve">WHERE</w:t>
+      </w:r>
+      <w:r>
+        <w:rPr>
+          <w:color w:val="000000"/>
+        </w:rPr>
+        <w:t xml:space="preserve"> random() </w:t>
+      </w:r>
+      <w:r>
+        <w:rPr>
+          <w:color w:val="000000"/>
+        </w:rPr>
+        <w:t xml:space="preserve">&lt;</w:t>
+      </w:r>
+      <w:r>
+        <w:rPr>
+          <w:color w:val="000000"/>
+        </w:rPr>
+        <w:t xml:space="preserve"> </w:t>
+      </w:r>
+      <w:r>
+        <w:br/>
+        <w:t xml:space="preserve"/>
+      </w:r>
+      <w:r>
+        <w:rPr>
+          <w:color w:val="000000"/>
+        </w:rPr>
+        <w:t xml:space="preserve">         ({jobs_weight} </w:t>
+      </w:r>
+      <w:r>
+        <w:rPr>
+          <w:color w:val="000000"/>
+        </w:rPr>
+        <w:t xml:space="preserve">*</w:t>
+      </w:r>
+      <w:r>
+        <w:rPr>
+          <w:color w:val="000000"/>
+        </w:rPr>
+        <w:t xml:space="preserve"> jobs_per_capita </w:t>
+      </w:r>
+      <w:r>
+        <w:rPr>
+          <w:color w:val="000000"/>
+        </w:rPr>
+        <w:t xml:space="preserve">+</w:t>
+      </w:r>
+      <w:r>
+        <w:rPr>
+          <w:color w:val="000000"/>
+        </w:rPr>
+        <w:t xml:space="preserve"> </w:t>
+      </w:r>
+      <w:r>
+        <w:br/>
+        <w:t xml:space="preserve"/>
+      </w:r>
+      <w:r>
+        <w:rPr>
+          <w:color w:val="000000"/>
+        </w:rPr>
+        <w:t xml:space="preserve">          {housing_weight} </w:t>
+      </w:r>
+      <w:r>
+        <w:rPr>
+          <w:color w:val="000000"/>
+        </w:rPr>
+        <w:t xml:space="preserve">*</w:t>
+      </w:r>
+      <w:r>
+        <w:rPr>
+          <w:color w:val="000000"/>
+        </w:rPr>
+        <w:t xml:space="preserve"> housing_affordability </w:t>
+      </w:r>
+      <w:r>
+        <w:rPr>
+          <w:color w:val="000000"/>
+        </w:rPr>
+        <w:t xml:space="preserve">+</w:t>
+      </w:r>
+      <w:r>
+        <w:rPr>
+          <w:color w:val="000000"/>
+        </w:rPr>
+        <w:t xml:space="preserve"> </w:t>
+      </w:r>
+      <w:r>
+        <w:br/>
+        <w:t xml:space="preserve"/>
+      </w:r>
+      <w:r>
+        <w:rPr>
+          <w:color w:val="000000"/>
+        </w:rPr>
+        <w:t xml:space="preserve">          {amenities_weight} </w:t>
+      </w:r>
+      <w:r>
+        <w:rPr>
+          <w:color w:val="000000"/>
+        </w:rPr>
+        <w:t xml:space="preserve">*</w:t>
+      </w:r>
+      <w:r>
+        <w:rPr>
+          <w:color w:val="000000"/>
+        </w:rPr>
+        <w:t xml:space="preserve"> amenity_score) </w:t>
+      </w:r>
+      <w:r>
+        <w:rPr>
+          <w:color w:val="000000"/>
+        </w:rPr>
+        <w:t xml:space="preserve">/</w:t>
+      </w:r>
+      <w:r>
+        <w:rPr>
+          <w:color w:val="000000"/>
+        </w:rPr>
+        <w:t xml:space="preserve"> </w:t>
+      </w:r>
+      <w:r>
+        <w:br/>
+        <w:t xml:space="preserve"/>
+      </w:r>
+      <w:r>
+        <w:rPr>
+          <w:color w:val="000000"/>
+        </w:rPr>
+        <w:t xml:space="preserve">         total_score</w:t>
+      </w:r>
+      <w:r>
+        <w:br/>
+        <w:t xml:space="preserve"/>
+      </w:r>
+      <w:r>
+        <w:rPr>
+          <w:color w:val="000000"/>
+        </w:rPr>
+        <w:t xml:space="preserve">       LIMIT </w:t>
+      </w:r>
+      <w:r>
+        <w:rPr>
+          <w:color w:val="a31515"/>
+        </w:rPr>
+        <w:t xml:space="preserve">1</w:t>
+      </w:r>
+      <w:r>
+        <w:rPr>
+          <w:color w:val="000000"/>
+        </w:rPr>
+        <w:t xml:space="preserve">)</w:t>
+      </w:r>
+      <w:r>
+        <w:br/>
+        <w:t xml:space="preserve"/>
+      </w:r>
+      <w:r>
+        <w:rPr>
+          <w:color w:val="000000"/>
+        </w:rPr>
+        <w:t xml:space="preserve">    </w:t>
+      </w:r>
+      <w:r>
+        <w:rPr>
+          <w:color w:val="0000ff"/>
+        </w:rPr>
+        <w:t xml:space="preserve">ELSE</w:t>
+      </w:r>
+      <w:r>
+        <w:rPr>
+          <w:color w:val="000000"/>
+        </w:rPr>
+        <w:t xml:space="preserve"> area</w:t>
+      </w:r>
+      <w:r>
+        <w:br/>
+        <w:t xml:space="preserve"/>
+      </w:r>
+      <w:r>
+        <w:rPr>
+          <w:color w:val="000000"/>
+        </w:rPr>
+        <w:t xml:space="preserve">  </w:t>
+      </w:r>
+      <w:r>
+        <w:rPr>
+          <w:color w:val="0000ff"/>
+        </w:rPr>
+        <w:t xml:space="preserve">END</w:t>
+      </w:r>
+      <w:r>
+        <w:br/>
+        <w:t xml:space="preserve"/>
+      </w:r>
+      <w:r>
+        <w:rPr>
+          <w:color w:val="0000ff"/>
+        </w:rPr>
+        <w:t xml:space="preserve">WHERE</w:t>
+      </w:r>
+      <w:r>
+        <w:rPr>
+          <w:color w:val="000000"/>
+        </w:rPr>
+        <w:t xml:space="preserve"> alive </w:t>
+      </w:r>
+      <w:r>
+        <w:rPr>
+          <w:color w:val="000000"/>
+        </w:rPr>
+        <w:t xml:space="preserve">=</w:t>
+      </w:r>
+      <w:r>
+        <w:rPr>
+          <w:color w:val="000000"/>
+        </w:rPr>
+        <w:t xml:space="preserve"> </w:t>
+      </w:r>
+      <w:r>
+        <w:rPr>
+          <w:color w:val="a31515"/>
+        </w:rPr>
+        <w:t xml:space="preserve">true</w:t>
       </w:r>
     </w:p>
     <w:p>
@@ -4010,12 +5697,271 @@
     </w:p>
     <w:p>
       <w:r>
-        <w:t xml:space="preserve">The use of SQL as a domain-specific language for migration microsimulation draws on a rich heritage of DSL design. From Lisp's early insight that code and data can share representation to the modern SQL parser ecosystems, this approach offers a practical pathway to model-centric migration microsimulation. By defining migration models as SQL statements, researchers can specify, modify, and compose demographic transitions declaratively, leveraging decades of optimization in SQL engines while maintaining the flexibility to express complex migration behaviors. The result is a system where models become data—auditable, parameterizable, and executable—embodying the Lisp principle of "code as data" in the context of migration simulation.</w:t>
+        <w:t xml:space="preserve">The use of SQL as a domain-specific language for migration microsimulation draws on a rich heritage of DSL design. From Lisp's early insight that code and data can share representation to the modern SQL parser ecosystems, this approach offers a practical pathway to model-centric migration microsimulation.</w:t>
+      </w:r>
+    </w:p>
+    <w:p>
+      <w:r>
+        <w:t xml:space="preserve">The key contributions of this approach are:</w:t>
+      </w:r>
+    </w:p>
+    <w:p>
+      <w:pPr>
+        <w:pStyle w:val="ListParagraph"/>
+        <w:numPr>
+          <w:ilvl w:val="0"/>
+          <w:numId w:val="2"/>
+        </w:numPr>
+      </w:pPr>
+      <w:r>
+        <w:rPr>
+          <w:b/>
+          <w:bCs/>
+        </w:rPr>
+        <w:t xml:space="preserve">Accessibility</w:t>
+      </w:r>
+      <w:r>
+        <w:t xml:space="preserve">: Migration researchers can specify models directly using SQL, without programming expertise. The model specification is both human-readable documentation and executable code.</w:t>
+      </w:r>
+    </w:p>
+    <w:p>
+      <w:pPr>
+        <w:pStyle w:val="ListParagraph"/>
+        <w:numPr>
+          <w:ilvl w:val="0"/>
+          <w:numId w:val="2"/>
+        </w:numPr>
+      </w:pPr>
+      <w:r>
+        <w:rPr>
+          <w:b/>
+          <w:bCs/>
+        </w:rPr>
+        <w:t xml:space="preserve">Flexibility</w:t>
+      </w:r>
+      <w:r>
+        <w:t xml:space="preserve">: Models can be modified without recompilation. Changing migration rates or adding new behaviors is a matter of editing a configuration file and rerunning the simulation.</w:t>
+      </w:r>
+    </w:p>
+    <w:p>
+      <w:pPr>
+        <w:pStyle w:val="ListParagraph"/>
+        <w:numPr>
+          <w:ilvl w:val="0"/>
+          <w:numId w:val="2"/>
+        </w:numPr>
+      </w:pPr>
+      <w:r>
+        <w:rPr>
+          <w:b/>
+          <w:bCs/>
+        </w:rPr>
+        <w:t xml:space="preserve">Performance</w:t>
+      </w:r>
+      <w:r>
+        <w:t xml:space="preserve">: SQL engines are highly optimized for set-based operations, enabling efficient processing of large populations.</w:t>
+      </w:r>
+    </w:p>
+    <w:p>
+      <w:pPr>
+        <w:pStyle w:val="ListParagraph"/>
+        <w:numPr>
+          <w:ilvl w:val="0"/>
+          <w:numId w:val="2"/>
+        </w:numPr>
+      </w:pPr>
+      <w:r>
+        <w:rPr>
+          <w:b/>
+          <w:bCs/>
+        </w:rPr>
+        <w:t xml:space="preserve">Transparency</w:t>
+      </w:r>
+      <w:r>
+        <w:t xml:space="preserve">: The model specification is visible and auditable. There is no hidden code or compiled binaries—the model is the data.</w:t>
+      </w:r>
+    </w:p>
+    <w:p>
+      <w:pPr>
+        <w:pStyle w:val="ListParagraph"/>
+        <w:numPr>
+          <w:ilvl w:val="0"/>
+          <w:numId w:val="2"/>
+        </w:numPr>
+      </w:pPr>
+      <w:r>
+        <w:rPr>
+          <w:b/>
+          <w:bCs/>
+        </w:rPr>
+        <w:t xml:space="preserve">Composability</w:t>
+      </w:r>
+      <w:r>
+        <w:t xml:space="preserve">: SQL's relational algebra provides natural mechanisms for model composition, enabling complex behaviors to be built from simpler components.</w:t>
+      </w:r>
+    </w:p>
+    <w:p>
+      <w:r>
+        <w:t xml:space="preserve">By defining migration models as SQL statements, researchers can specify, modify, and compose demographic transitions declaratively, leveraging decades of optimization in SQL engines while maintaining the flexibility to express complex migration behaviors. The result is a system where models become data—auditable, parameterizable, and executable—embodying the Lisp principle of "code as data" in the context of migration simulation.</w:t>
       </w:r>
     </w:p>
     <w:p>
       <w:r>
         <w:t xml:space="preserve">The Talos engine demonstrates the practicality of this approach, providing a self-contained, cross-platform tool for migration microsimulation that requires no programming expertise to use. As migration research increasingly requires rapid model iteration and policy scenario analysis, SQL-based microsimulation offers a compelling balance of flexibility, performance, and accessibility.</w:t>
+      </w:r>
+    </w:p>
+    <w:p>
+      <w:pPr>
+        <w:pStyle w:val="Heading2"/>
+      </w:pPr>
+      <w:r>
+        <w:rPr>
+          <w:rFonts w:ascii="Arial" w:cs="Arial" w:eastAsia="SimHei" w:hAnsi="Arial"/>
+          <w:b/>
+          <w:bCs/>
+          <w:color w:val="171717"/>
+          <w:sz w:val="42"/>
+          <w:szCs w:val="42"/>
+        </w:rPr>
+        <w:t xml:space="preserve">7. Future Work</w:t>
+      </w:r>
+    </w:p>
+    <w:p>
+      <w:r>
+        <w:t xml:space="preserve">Several directions for future development suggest themselves:</w:t>
+      </w:r>
+    </w:p>
+    <w:p>
+      <w:pPr>
+        <w:pStyle w:val="ListParagraph"/>
+        <w:numPr>
+          <w:ilvl w:val="0"/>
+          <w:numId w:val="3"/>
+        </w:numPr>
+      </w:pPr>
+      <w:r>
+        <w:rPr>
+          <w:b/>
+          <w:bCs/>
+        </w:rPr>
+        <w:t xml:space="preserve">Parallel execution</w:t>
+      </w:r>
+      <w:r>
+        <w:t xml:space="preserve">: Extending the system to process areas in parallel using Go's concurrency features.</w:t>
+      </w:r>
+    </w:p>
+    <w:p>
+      <w:pPr>
+        <w:pStyle w:val="ListParagraph"/>
+        <w:numPr>
+          <w:ilvl w:val="0"/>
+          <w:numId w:val="3"/>
+        </w:numPr>
+      </w:pPr>
+      <w:r>
+        <w:rPr>
+          <w:b/>
+          <w:bCs/>
+        </w:rPr>
+        <w:t xml:space="preserve">Visualization</w:t>
+      </w:r>
+      <w:r>
+        <w:t xml:space="preserve">: Integrating real-time visualization of migration flows and population distributions.</w:t>
+      </w:r>
+    </w:p>
+    <w:p>
+      <w:pPr>
+        <w:pStyle w:val="ListParagraph"/>
+        <w:numPr>
+          <w:ilvl w:val="0"/>
+          <w:numId w:val="3"/>
+        </w:numPr>
+      </w:pPr>
+      <w:r>
+        <w:rPr>
+          <w:b/>
+          <w:bCs/>
+        </w:rPr>
+        <w:t xml:space="preserve">Calibration tools</w:t>
+      </w:r>
+      <w:r>
+        <w:t xml:space="preserve">: Developing automated calibration procedures to match observed migration patterns.</w:t>
+      </w:r>
+    </w:p>
+    <w:p>
+      <w:pPr>
+        <w:pStyle w:val="ListParagraph"/>
+        <w:numPr>
+          <w:ilvl w:val="0"/>
+          <w:numId w:val="3"/>
+        </w:numPr>
+      </w:pPr>
+      <w:r>
+        <w:rPr>
+          <w:b/>
+          <w:bCs/>
+        </w:rPr>
+        <w:t xml:space="preserve">Household structures</w:t>
+      </w:r>
+      <w:r>
+        <w:t xml:space="preserve">: Supporting household-level migration decisions and household formation/dissolution.</w:t>
+      </w:r>
+    </w:p>
+    <w:p>
+      <w:pPr>
+        <w:pStyle w:val="ListParagraph"/>
+        <w:numPr>
+          <w:ilvl w:val="0"/>
+          <w:numId w:val="3"/>
+        </w:numPr>
+      </w:pPr>
+      <w:r>
+        <w:rPr>
+          <w:b/>
+          <w:bCs/>
+        </w:rPr>
+        <w:t xml:space="preserve">International migration</w:t>
+      </w:r>
+      <w:r>
+        <w:t xml:space="preserve">: Extending the area concept to include international migration.</w:t>
+      </w:r>
+    </w:p>
+    <w:p>
+      <w:pPr>
+        <w:pStyle w:val="ListParagraph"/>
+        <w:numPr>
+          <w:ilvl w:val="0"/>
+          <w:numId w:val="3"/>
+        </w:numPr>
+      </w:pPr>
+      <w:r>
+        <w:rPr>
+          <w:b/>
+          <w:bCs/>
+        </w:rPr>
+        <w:t xml:space="preserve">Temporal dynamics</w:t>
+      </w:r>
+      <w:r>
+        <w:t xml:space="preserve">: Modeling seasonal or multi-year migration patterns.</w:t>
+      </w:r>
+    </w:p>
+    <w:p>
+      <w:pPr>
+        <w:pStyle w:val="ListParagraph"/>
+        <w:numPr>
+          <w:ilvl w:val="0"/>
+          <w:numId w:val="3"/>
+        </w:numPr>
+      </w:pPr>
+      <w:r>
+        <w:rPr>
+          <w:b/>
+          <w:bCs/>
+        </w:rPr>
+        <w:t xml:space="preserve">Policy scenarios</w:t>
+      </w:r>
+      <w:r>
+        <w:t xml:space="preserve">: Enabling "what-if" analysis with different policy parameters.</w:t>
       </w:r>
     </w:p>
     <w:sectPr>
@@ -4278,6 +6224,18 @@
   </w:abstractNum>
   <w:num w:numId="1">
     <w:abstractNumId w:val="1"/>
+    <w:lvlOverride w:ilvl="0">
+      <w:startOverride w:val="1"/>
+    </w:lvlOverride>
+  </w:num>
+  <w:num w:numId="2">
+    <w:abstractNumId w:val="2"/>
+    <w:lvlOverride w:ilvl="0">
+      <w:startOverride w:val="1"/>
+    </w:lvlOverride>
+  </w:num>
+  <w:num w:numId="3">
+    <w:abstractNumId w:val="2"/>
     <w:lvlOverride w:ilvl="0">
       <w:startOverride w:val="1"/>
     </w:lvlOverride>
